--- a/Dokumen Operasional Pengurus/Panduan-Operasional-Portal-Rancajaya.docx
+++ b/Dokumen Operasional Pengurus/Panduan-Operasional-Portal-Rancajaya.docx
@@ -116,6 +116,34 @@
         </w:rPr>
         <w:t>Warga dan Perangkat Desa yang Bertugas Mengelola Website Rancajaya</w:t>
       </w:r>
+    </w:p>
+    <w:p>
+      <w:pPr>
+        <w:jc w:val="center"/>
+      </w:pPr>
+      <w:r>
+        <w:rPr>
+          <w:rFonts w:ascii="Calibri" w:hAnsi="Calibri"/>
+          <w:b w:val="0"/>
+          <w:i w:val="0"/>
+          <w:color w:val="687386"/>
+          <w:sz w:val="20"/>
+        </w:rPr>
+        <w:t xml:space="preserve">Bantuan teknis: </w:t>
+      </w:r>
+      <w:hyperlink r:id="rId24">
+        <w:r>
+          <w:rPr>
+            <w:rFonts w:ascii="Calibri" w:hAnsi="Calibri"/>
+            <w:b w:val="0"/>
+            <w:i w:val="0"/>
+            <w:color w:val="0563C1"/>
+            <w:sz w:val="20"/>
+            <w:u w:val="single"/>
+          </w:rPr>
+          <w:t>Daffa via WhatsApp</w:t>
+        </w:r>
+      </w:hyperlink>
     </w:p>
     <w:p/>
     <w:p>
@@ -195,8 +223,7 @@
       <w:tr>
         <w:tc>
           <w:tcPr>
-            <w:tcW w:type="dxa" w:w="3255"/>
-            <w:tcW w:w="550" w:type="dxa"/>
+            <w:tcW w:type="dxa" w:w="550"/>
             <w:tcMar>
               <w:top w:w="30" w:type="dxa"/>
               <w:start w:w="20" w:type="dxa"/>
@@ -219,8 +246,7 @@
         </w:tc>
         <w:tc>
           <w:tcPr>
-            <w:tcW w:type="dxa" w:w="3255"/>
-            <w:tcW w:w="7600" w:type="dxa"/>
+            <w:tcW w:type="dxa" w:w="7600"/>
             <w:tcMar>
               <w:top w:w="30" w:type="dxa"/>
               <w:start w:w="20" w:type="dxa"/>
@@ -243,8 +269,7 @@
         </w:tc>
         <w:tc>
           <w:tcPr>
-            <w:tcW w:type="dxa" w:w="3255"/>
-            <w:tcW w:w="700" w:type="dxa"/>
+            <w:tcW w:type="dxa" w:w="700"/>
             <w:tcMar>
               <w:top w:w="30" w:type="dxa"/>
               <w:start w:w="20" w:type="dxa"/>
@@ -285,8 +310,7 @@
       <w:tr>
         <w:tc>
           <w:tcPr>
-            <w:tcW w:type="dxa" w:w="3255"/>
-            <w:tcW w:w="550" w:type="dxa"/>
+            <w:tcW w:type="dxa" w:w="550"/>
             <w:tcMar>
               <w:top w:w="30" w:type="dxa"/>
               <w:start w:w="20" w:type="dxa"/>
@@ -309,8 +333,7 @@
         </w:tc>
         <w:tc>
           <w:tcPr>
-            <w:tcW w:type="dxa" w:w="3255"/>
-            <w:tcW w:w="7600" w:type="dxa"/>
+            <w:tcW w:type="dxa" w:w="7600"/>
             <w:tcMar>
               <w:top w:w="30" w:type="dxa"/>
               <w:start w:w="20" w:type="dxa"/>
@@ -333,8 +356,7 @@
         </w:tc>
         <w:tc>
           <w:tcPr>
-            <w:tcW w:type="dxa" w:w="3255"/>
-            <w:tcW w:w="700" w:type="dxa"/>
+            <w:tcW w:type="dxa" w:w="700"/>
             <w:tcMar>
               <w:top w:w="30" w:type="dxa"/>
               <w:start w:w="20" w:type="dxa"/>
@@ -375,8 +397,7 @@
       <w:tr>
         <w:tc>
           <w:tcPr>
-            <w:tcW w:type="dxa" w:w="3255"/>
-            <w:tcW w:w="550" w:type="dxa"/>
+            <w:tcW w:type="dxa" w:w="550"/>
             <w:tcMar>
               <w:top w:w="30" w:type="dxa"/>
               <w:start w:w="20" w:type="dxa"/>
@@ -399,8 +420,7 @@
         </w:tc>
         <w:tc>
           <w:tcPr>
-            <w:tcW w:type="dxa" w:w="3255"/>
-            <w:tcW w:w="7600" w:type="dxa"/>
+            <w:tcW w:type="dxa" w:w="7600"/>
             <w:tcMar>
               <w:top w:w="30" w:type="dxa"/>
               <w:start w:w="20" w:type="dxa"/>
@@ -423,8 +443,7 @@
         </w:tc>
         <w:tc>
           <w:tcPr>
-            <w:tcW w:type="dxa" w:w="3255"/>
-            <w:tcW w:w="700" w:type="dxa"/>
+            <w:tcW w:type="dxa" w:w="700"/>
             <w:tcMar>
               <w:top w:w="30" w:type="dxa"/>
               <w:start w:w="20" w:type="dxa"/>
@@ -465,8 +484,7 @@
       <w:tr>
         <w:tc>
           <w:tcPr>
-            <w:tcW w:type="dxa" w:w="3255"/>
-            <w:tcW w:w="550" w:type="dxa"/>
+            <w:tcW w:type="dxa" w:w="550"/>
             <w:tcMar>
               <w:top w:w="30" w:type="dxa"/>
               <w:start w:w="20" w:type="dxa"/>
@@ -489,8 +507,7 @@
         </w:tc>
         <w:tc>
           <w:tcPr>
-            <w:tcW w:type="dxa" w:w="3255"/>
-            <w:tcW w:w="7600" w:type="dxa"/>
+            <w:tcW w:type="dxa" w:w="7600"/>
             <w:tcMar>
               <w:top w:w="30" w:type="dxa"/>
               <w:start w:w="20" w:type="dxa"/>
@@ -513,8 +530,7 @@
         </w:tc>
         <w:tc>
           <w:tcPr>
-            <w:tcW w:type="dxa" w:w="3255"/>
-            <w:tcW w:w="700" w:type="dxa"/>
+            <w:tcW w:type="dxa" w:w="700"/>
             <w:tcMar>
               <w:top w:w="30" w:type="dxa"/>
               <w:start w:w="20" w:type="dxa"/>
@@ -555,8 +571,7 @@
       <w:tr>
         <w:tc>
           <w:tcPr>
-            <w:tcW w:type="dxa" w:w="3255"/>
-            <w:tcW w:w="550" w:type="dxa"/>
+            <w:tcW w:type="dxa" w:w="550"/>
             <w:tcMar>
               <w:top w:w="30" w:type="dxa"/>
               <w:start w:w="20" w:type="dxa"/>
@@ -579,8 +594,7 @@
         </w:tc>
         <w:tc>
           <w:tcPr>
-            <w:tcW w:type="dxa" w:w="3255"/>
-            <w:tcW w:w="7600" w:type="dxa"/>
+            <w:tcW w:type="dxa" w:w="7600"/>
             <w:tcMar>
               <w:top w:w="30" w:type="dxa"/>
               <w:start w:w="20" w:type="dxa"/>
@@ -603,8 +617,7 @@
         </w:tc>
         <w:tc>
           <w:tcPr>
-            <w:tcW w:type="dxa" w:w="3255"/>
-            <w:tcW w:w="700" w:type="dxa"/>
+            <w:tcW w:type="dxa" w:w="700"/>
             <w:tcMar>
               <w:top w:w="30" w:type="dxa"/>
               <w:start w:w="20" w:type="dxa"/>
@@ -645,8 +658,7 @@
       <w:tr>
         <w:tc>
           <w:tcPr>
-            <w:tcW w:type="dxa" w:w="3255"/>
-            <w:tcW w:w="550" w:type="dxa"/>
+            <w:tcW w:type="dxa" w:w="550"/>
             <w:tcMar>
               <w:top w:w="30" w:type="dxa"/>
               <w:start w:w="20" w:type="dxa"/>
@@ -669,8 +681,7 @@
         </w:tc>
         <w:tc>
           <w:tcPr>
-            <w:tcW w:type="dxa" w:w="3255"/>
-            <w:tcW w:w="7600" w:type="dxa"/>
+            <w:tcW w:type="dxa" w:w="7600"/>
             <w:tcMar>
               <w:top w:w="30" w:type="dxa"/>
               <w:start w:w="20" w:type="dxa"/>
@@ -693,8 +704,7 @@
         </w:tc>
         <w:tc>
           <w:tcPr>
-            <w:tcW w:type="dxa" w:w="3255"/>
-            <w:tcW w:w="700" w:type="dxa"/>
+            <w:tcW w:type="dxa" w:w="700"/>
             <w:tcMar>
               <w:top w:w="30" w:type="dxa"/>
               <w:start w:w="20" w:type="dxa"/>
@@ -735,8 +745,7 @@
       <w:tr>
         <w:tc>
           <w:tcPr>
-            <w:tcW w:type="dxa" w:w="3255"/>
-            <w:tcW w:w="550" w:type="dxa"/>
+            <w:tcW w:type="dxa" w:w="550"/>
             <w:tcMar>
               <w:top w:w="30" w:type="dxa"/>
               <w:start w:w="20" w:type="dxa"/>
@@ -759,8 +768,7 @@
         </w:tc>
         <w:tc>
           <w:tcPr>
-            <w:tcW w:type="dxa" w:w="3255"/>
-            <w:tcW w:w="7600" w:type="dxa"/>
+            <w:tcW w:type="dxa" w:w="7600"/>
             <w:tcMar>
               <w:top w:w="30" w:type="dxa"/>
               <w:start w:w="20" w:type="dxa"/>
@@ -783,8 +791,7 @@
         </w:tc>
         <w:tc>
           <w:tcPr>
-            <w:tcW w:type="dxa" w:w="3255"/>
-            <w:tcW w:w="700" w:type="dxa"/>
+            <w:tcW w:type="dxa" w:w="700"/>
             <w:tcMar>
               <w:top w:w="30" w:type="dxa"/>
               <w:start w:w="20" w:type="dxa"/>
@@ -825,8 +832,7 @@
       <w:tr>
         <w:tc>
           <w:tcPr>
-            <w:tcW w:type="dxa" w:w="3255"/>
-            <w:tcW w:w="550" w:type="dxa"/>
+            <w:tcW w:type="dxa" w:w="550"/>
             <w:tcMar>
               <w:top w:w="30" w:type="dxa"/>
               <w:start w:w="20" w:type="dxa"/>
@@ -849,8 +855,7 @@
         </w:tc>
         <w:tc>
           <w:tcPr>
-            <w:tcW w:type="dxa" w:w="3255"/>
-            <w:tcW w:w="7600" w:type="dxa"/>
+            <w:tcW w:type="dxa" w:w="7600"/>
             <w:tcMar>
               <w:top w:w="30" w:type="dxa"/>
               <w:start w:w="20" w:type="dxa"/>
@@ -873,8 +878,7 @@
         </w:tc>
         <w:tc>
           <w:tcPr>
-            <w:tcW w:type="dxa" w:w="3255"/>
-            <w:tcW w:w="700" w:type="dxa"/>
+            <w:tcW w:type="dxa" w:w="700"/>
             <w:tcMar>
               <w:top w:w="30" w:type="dxa"/>
               <w:start w:w="20" w:type="dxa"/>
@@ -915,8 +919,7 @@
       <w:tr>
         <w:tc>
           <w:tcPr>
-            <w:tcW w:type="dxa" w:w="3255"/>
-            <w:tcW w:w="550" w:type="dxa"/>
+            <w:tcW w:type="dxa" w:w="550"/>
             <w:tcMar>
               <w:top w:w="30" w:type="dxa"/>
               <w:start w:w="20" w:type="dxa"/>
@@ -939,8 +942,7 @@
         </w:tc>
         <w:tc>
           <w:tcPr>
-            <w:tcW w:type="dxa" w:w="3255"/>
-            <w:tcW w:w="7600" w:type="dxa"/>
+            <w:tcW w:type="dxa" w:w="7600"/>
             <w:tcMar>
               <w:top w:w="30" w:type="dxa"/>
               <w:start w:w="20" w:type="dxa"/>
@@ -963,8 +965,7 @@
         </w:tc>
         <w:tc>
           <w:tcPr>
-            <w:tcW w:type="dxa" w:w="3255"/>
-            <w:tcW w:w="700" w:type="dxa"/>
+            <w:tcW w:type="dxa" w:w="700"/>
             <w:tcMar>
               <w:top w:w="30" w:type="dxa"/>
               <w:start w:w="20" w:type="dxa"/>
@@ -1005,8 +1006,7 @@
       <w:tr>
         <w:tc>
           <w:tcPr>
-            <w:tcW w:type="dxa" w:w="3255"/>
-            <w:tcW w:w="550" w:type="dxa"/>
+            <w:tcW w:type="dxa" w:w="550"/>
             <w:tcMar>
               <w:top w:w="30" w:type="dxa"/>
               <w:start w:w="20" w:type="dxa"/>
@@ -1029,8 +1029,7 @@
         </w:tc>
         <w:tc>
           <w:tcPr>
-            <w:tcW w:type="dxa" w:w="3255"/>
-            <w:tcW w:w="7600" w:type="dxa"/>
+            <w:tcW w:type="dxa" w:w="7600"/>
             <w:tcMar>
               <w:top w:w="30" w:type="dxa"/>
               <w:start w:w="20" w:type="dxa"/>
@@ -1053,8 +1052,7 @@
         </w:tc>
         <w:tc>
           <w:tcPr>
-            <w:tcW w:type="dxa" w:w="3255"/>
-            <w:tcW w:w="700" w:type="dxa"/>
+            <w:tcW w:type="dxa" w:w="700"/>
             <w:tcMar>
               <w:top w:w="30" w:type="dxa"/>
               <w:start w:w="20" w:type="dxa"/>
@@ -1095,8 +1093,7 @@
       <w:tr>
         <w:tc>
           <w:tcPr>
-            <w:tcW w:type="dxa" w:w="3255"/>
-            <w:tcW w:w="550" w:type="dxa"/>
+            <w:tcW w:type="dxa" w:w="550"/>
             <w:tcMar>
               <w:top w:w="30" w:type="dxa"/>
               <w:start w:w="20" w:type="dxa"/>
@@ -1119,8 +1116,7 @@
         </w:tc>
         <w:tc>
           <w:tcPr>
-            <w:tcW w:type="dxa" w:w="3255"/>
-            <w:tcW w:w="7600" w:type="dxa"/>
+            <w:tcW w:type="dxa" w:w="7600"/>
             <w:tcMar>
               <w:top w:w="30" w:type="dxa"/>
               <w:start w:w="20" w:type="dxa"/>
@@ -1143,8 +1139,7 @@
         </w:tc>
         <w:tc>
           <w:tcPr>
-            <w:tcW w:type="dxa" w:w="3255"/>
-            <w:tcW w:w="700" w:type="dxa"/>
+            <w:tcW w:type="dxa" w:w="700"/>
             <w:tcMar>
               <w:top w:w="30" w:type="dxa"/>
               <w:start w:w="20" w:type="dxa"/>
@@ -1185,8 +1180,7 @@
       <w:tr>
         <w:tc>
           <w:tcPr>
-            <w:tcW w:type="dxa" w:w="3255"/>
-            <w:tcW w:w="550" w:type="dxa"/>
+            <w:tcW w:type="dxa" w:w="550"/>
             <w:tcMar>
               <w:top w:w="30" w:type="dxa"/>
               <w:start w:w="20" w:type="dxa"/>
@@ -1209,8 +1203,7 @@
         </w:tc>
         <w:tc>
           <w:tcPr>
-            <w:tcW w:type="dxa" w:w="3255"/>
-            <w:tcW w:w="7600" w:type="dxa"/>
+            <w:tcW w:type="dxa" w:w="7600"/>
             <w:tcMar>
               <w:top w:w="30" w:type="dxa"/>
               <w:start w:w="20" w:type="dxa"/>
@@ -1233,8 +1226,7 @@
         </w:tc>
         <w:tc>
           <w:tcPr>
-            <w:tcW w:type="dxa" w:w="3255"/>
-            <w:tcW w:w="700" w:type="dxa"/>
+            <w:tcW w:type="dxa" w:w="700"/>
             <w:tcMar>
               <w:top w:w="30" w:type="dxa"/>
               <w:start w:w="20" w:type="dxa"/>
@@ -1297,6 +1289,46 @@
         <w:t>Halaman pengelolaan membantu perangkat desa memperbarui isi Portal Rancajaya melalui browser. Perubahan yang disimpan akan diteruskan ke website secara otomatis.</w:t>
       </w:r>
     </w:p>
+    <w:p>
+      <w:r>
+        <w:rPr>
+          <w:rFonts w:ascii="Calibri" w:hAnsi="Calibri"/>
+          <w:b/>
+          <w:i w:val="0"/>
+          <w:color w:val="252B28"/>
+          <w:sz w:val="21"/>
+        </w:rPr>
+        <w:t xml:space="preserve">Bantuan teknis Daffa melalui WhatsApp: </w:t>
+      </w:r>
+      <w:hyperlink r:id="rId24">
+        <w:r>
+          <w:rPr>
+            <w:rFonts w:ascii="Calibri" w:hAnsi="Calibri"/>
+            <w:b w:val="0"/>
+            <w:i w:val="0"/>
+            <w:color w:val="0563C1"/>
+            <w:sz w:val="21"/>
+            <w:u w:val="single"/>
+          </w:rPr>
+          <w:t>https://wa.me/6289663580475</w:t>
+        </w:r>
+      </w:hyperlink>
+    </w:p>
+    <w:p>
+      <w:pPr>
+        <w:spacing w:before="0" w:after="0" w:line="20" w:lineRule="exact"/>
+      </w:pPr>
+      <w:r>
+        <w:rPr>
+          <w:rFonts w:ascii="Calibri" w:hAnsi="Calibri"/>
+          <w:b w:val="0"/>
+          <w:i w:val="0"/>
+          <w:color w:val="252B28"/>
+          <w:sz w:val="2"/>
+        </w:rPr>
+        <w:t>​</w:t>
+      </w:r>
+    </w:p>
     <w:tbl>
       <w:tblPr>
         <w:tblW w:type="auto" w:w="0"/>
@@ -1304,14 +1336,13 @@
         <w:tblLook w:firstColumn="1" w:firstRow="1" w:lastColumn="0" w:lastRow="0" w:noHBand="0" w:noVBand="1" w:val="04A0"/>
       </w:tblPr>
       <w:tblGrid>
-        <w:gridCol w:w="4882"/>
-        <w:gridCol w:w="4882"/>
+        <w:gridCol w:w="430"/>
+        <w:gridCol w:w="7900"/>
       </w:tblGrid>
       <w:tr>
         <w:tc>
           <w:tcPr>
-            <w:tcW w:type="dxa" w:w="4882"/>
-            <w:tcW w:w="430" w:type="dxa"/>
+            <w:tcW w:type="dxa" w:w="430"/>
             <w:shd w:fill="166534"/>
             <w:tcMar>
               <w:top w:w="40" w:type="dxa"/>
@@ -1339,8 +1370,7 @@
         </w:tc>
         <w:tc>
           <w:tcPr>
-            <w:tcW w:type="dxa" w:w="4882"/>
-            <w:tcW w:w="7900" w:type="dxa"/>
+            <w:tcW w:type="dxa" w:w="7900"/>
             <w:tcMar>
               <w:top w:w="45" w:type="dxa"/>
               <w:start w:w="120" w:type="dxa"/>
@@ -1359,6 +1389,168 @@
                 <w:sz w:val="21"/>
               </w:rPr>
               <w:t>Masuk ke halaman admin.</w:t>
+            </w:r>
+          </w:p>
+        </w:tc>
+      </w:tr>
+      <w:tr>
+        <w:tc>
+          <w:tcPr>
+            <w:tcW w:type="dxa" w:w="430"/>
+            <w:shd w:fill="166534"/>
+            <w:tcMar>
+              <w:top w:w="40" w:type="dxa"/>
+              <w:start w:w="50" w:type="dxa"/>
+              <w:bottom w:w="40" w:type="dxa"/>
+              <w:end w:w="50" w:type="dxa"/>
+            </w:tcMar>
+            <w:vAlign w:val="center"/>
+          </w:tcPr>
+          <w:p>
+            <w:pPr>
+              <w:jc w:val="center"/>
+            </w:pPr>
+            <w:r>
+              <w:rPr>
+                <w:rFonts w:ascii="Calibri" w:hAnsi="Calibri"/>
+                <w:b/>
+                <w:i w:val="0"/>
+                <w:color w:val="FFFFFF"/>
+                <w:sz w:val="18"/>
+              </w:rPr>
+              <w:t>2</w:t>
+            </w:r>
+          </w:p>
+        </w:tc>
+        <w:tc>
+          <w:tcPr>
+            <w:tcW w:type="dxa" w:w="7900"/>
+            <w:tcMar>
+              <w:top w:w="45" w:type="dxa"/>
+              <w:start w:w="120" w:type="dxa"/>
+              <w:bottom w:w="45" w:type="dxa"/>
+              <w:end w:w="40" w:type="dxa"/>
+            </w:tcMar>
+            <w:vAlign w:val="center"/>
+          </w:tcPr>
+          <w:p>
+            <w:r>
+              <w:rPr>
+                <w:rFonts w:ascii="Calibri" w:hAnsi="Calibri"/>
+                <w:b w:val="0"/>
+                <w:i w:val="0"/>
+                <w:color w:val="252B28"/>
+                <w:sz w:val="21"/>
+              </w:rPr>
+              <w:t>Pilih jenis informasi yang ingin diperbarui.</w:t>
+            </w:r>
+          </w:p>
+        </w:tc>
+      </w:tr>
+      <w:tr>
+        <w:tc>
+          <w:tcPr>
+            <w:tcW w:type="dxa" w:w="430"/>
+            <w:shd w:fill="166534"/>
+            <w:tcMar>
+              <w:top w:w="40" w:type="dxa"/>
+              <w:start w:w="50" w:type="dxa"/>
+              <w:bottom w:w="40" w:type="dxa"/>
+              <w:end w:w="50" w:type="dxa"/>
+            </w:tcMar>
+            <w:vAlign w:val="center"/>
+          </w:tcPr>
+          <w:p>
+            <w:pPr>
+              <w:jc w:val="center"/>
+            </w:pPr>
+            <w:r>
+              <w:rPr>
+                <w:rFonts w:ascii="Calibri" w:hAnsi="Calibri"/>
+                <w:b/>
+                <w:i w:val="0"/>
+                <w:color w:val="FFFFFF"/>
+                <w:sz w:val="18"/>
+              </w:rPr>
+              <w:t>3</w:t>
+            </w:r>
+          </w:p>
+        </w:tc>
+        <w:tc>
+          <w:tcPr>
+            <w:tcW w:type="dxa" w:w="7900"/>
+            <w:tcMar>
+              <w:top w:w="45" w:type="dxa"/>
+              <w:start w:w="120" w:type="dxa"/>
+              <w:bottom w:w="45" w:type="dxa"/>
+              <w:end w:w="40" w:type="dxa"/>
+            </w:tcMar>
+            <w:vAlign w:val="center"/>
+          </w:tcPr>
+          <w:p>
+            <w:r>
+              <w:rPr>
+                <w:rFonts w:ascii="Calibri" w:hAnsi="Calibri"/>
+                <w:b w:val="0"/>
+                <w:i w:val="0"/>
+                <w:color w:val="252B28"/>
+                <w:sz w:val="21"/>
+              </w:rPr>
+              <w:t>Isi atau perbaiki data.</w:t>
+            </w:r>
+          </w:p>
+        </w:tc>
+      </w:tr>
+      <w:tr>
+        <w:tc>
+          <w:tcPr>
+            <w:tcW w:type="dxa" w:w="430"/>
+            <w:shd w:fill="166534"/>
+            <w:tcMar>
+              <w:top w:w="40" w:type="dxa"/>
+              <w:start w:w="50" w:type="dxa"/>
+              <w:bottom w:w="40" w:type="dxa"/>
+              <w:end w:w="50" w:type="dxa"/>
+            </w:tcMar>
+            <w:vAlign w:val="center"/>
+          </w:tcPr>
+          <w:p>
+            <w:pPr>
+              <w:jc w:val="center"/>
+            </w:pPr>
+            <w:r>
+              <w:rPr>
+                <w:rFonts w:ascii="Calibri" w:hAnsi="Calibri"/>
+                <w:b/>
+                <w:i w:val="0"/>
+                <w:color w:val="FFFFFF"/>
+                <w:sz w:val="18"/>
+              </w:rPr>
+              <w:t>4</w:t>
+            </w:r>
+          </w:p>
+        </w:tc>
+        <w:tc>
+          <w:tcPr>
+            <w:tcW w:type="dxa" w:w="7900"/>
+            <w:tcMar>
+              <w:top w:w="45" w:type="dxa"/>
+              <w:start w:w="120" w:type="dxa"/>
+              <w:bottom w:w="45" w:type="dxa"/>
+              <w:end w:w="40" w:type="dxa"/>
+            </w:tcMar>
+            <w:vAlign w:val="center"/>
+          </w:tcPr>
+          <w:p>
+            <w:r>
+              <w:rPr>
+                <w:rFonts w:ascii="Calibri" w:hAnsi="Calibri"/>
+                <w:b w:val="0"/>
+                <w:i w:val="0"/>
+                <w:color w:val="252B28"/>
+                <w:sz w:val="21"/>
+              </w:rPr>
+              <w:t>Klik Terbitkan, lalu tunggu beberapa menit sampai website berubah.</w:t>
             </w:r>
           </w:p>
         </w:tc>
@@ -1375,213 +1567,12 @@
         <w:gridCol w:w="4882"/>
       </w:tblGrid>
       <w:tr>
-        <w:tc>
-          <w:tcPr>
-            <w:tcW w:type="dxa" w:w="4882"/>
-            <w:tcW w:w="430" w:type="dxa"/>
-            <w:shd w:fill="166534"/>
-            <w:tcMar>
-              <w:top w:w="40" w:type="dxa"/>
-              <w:start w:w="50" w:type="dxa"/>
-              <w:bottom w:w="40" w:type="dxa"/>
-              <w:end w:w="50" w:type="dxa"/>
-            </w:tcMar>
-            <w:vAlign w:val="center"/>
-          </w:tcPr>
-          <w:p>
-            <w:pPr>
-              <w:jc w:val="center"/>
-            </w:pPr>
-            <w:r>
-              <w:rPr>
-                <w:rFonts w:ascii="Calibri" w:hAnsi="Calibri"/>
-                <w:b/>
-                <w:i w:val="0"/>
-                <w:color w:val="FFFFFF"/>
-                <w:sz w:val="18"/>
-              </w:rPr>
-              <w:t>2</w:t>
-            </w:r>
-          </w:p>
-        </w:tc>
-        <w:tc>
-          <w:tcPr>
-            <w:tcW w:type="dxa" w:w="4882"/>
-            <w:tcW w:w="7900" w:type="dxa"/>
-            <w:tcMar>
-              <w:top w:w="45" w:type="dxa"/>
-              <w:start w:w="120" w:type="dxa"/>
-              <w:bottom w:w="45" w:type="dxa"/>
-              <w:end w:w="40" w:type="dxa"/>
-            </w:tcMar>
-            <w:vAlign w:val="center"/>
-          </w:tcPr>
-          <w:p>
-            <w:r>
-              <w:rPr>
-                <w:rFonts w:ascii="Calibri" w:hAnsi="Calibri"/>
-                <w:b w:val="0"/>
-                <w:i w:val="0"/>
-                <w:color w:val="252B28"/>
-                <w:sz w:val="21"/>
-              </w:rPr>
-              <w:t>Pilih jenis informasi yang ingin diperbarui.</w:t>
-            </w:r>
-          </w:p>
-        </w:tc>
-      </w:tr>
-    </w:tbl>
-    <w:tbl>
-      <w:tblPr>
-        <w:tblW w:type="auto" w:w="0"/>
-        <w:tblLayout w:type="fixed"/>
-        <w:tblLook w:firstColumn="1" w:firstRow="1" w:lastColumn="0" w:lastRow="0" w:noHBand="0" w:noVBand="1" w:val="04A0"/>
-      </w:tblPr>
-      <w:tblGrid>
-        <w:gridCol w:w="4882"/>
-        <w:gridCol w:w="4882"/>
-      </w:tblGrid>
-      <w:tr>
-        <w:tc>
-          <w:tcPr>
-            <w:tcW w:type="dxa" w:w="4882"/>
-            <w:tcW w:w="430" w:type="dxa"/>
-            <w:shd w:fill="166534"/>
-            <w:tcMar>
-              <w:top w:w="40" w:type="dxa"/>
-              <w:start w:w="50" w:type="dxa"/>
-              <w:bottom w:w="40" w:type="dxa"/>
-              <w:end w:w="50" w:type="dxa"/>
-            </w:tcMar>
-            <w:vAlign w:val="center"/>
-          </w:tcPr>
-          <w:p>
-            <w:pPr>
-              <w:jc w:val="center"/>
-            </w:pPr>
-            <w:r>
-              <w:rPr>
-                <w:rFonts w:ascii="Calibri" w:hAnsi="Calibri"/>
-                <w:b/>
-                <w:i w:val="0"/>
-                <w:color w:val="FFFFFF"/>
-                <w:sz w:val="18"/>
-              </w:rPr>
-              <w:t>3</w:t>
-            </w:r>
-          </w:p>
-        </w:tc>
-        <w:tc>
-          <w:tcPr>
-            <w:tcW w:type="dxa" w:w="4882"/>
-            <w:tcW w:w="7900" w:type="dxa"/>
-            <w:tcMar>
-              <w:top w:w="45" w:type="dxa"/>
-              <w:start w:w="120" w:type="dxa"/>
-              <w:bottom w:w="45" w:type="dxa"/>
-              <w:end w:w="40" w:type="dxa"/>
-            </w:tcMar>
-            <w:vAlign w:val="center"/>
-          </w:tcPr>
-          <w:p>
-            <w:r>
-              <w:rPr>
-                <w:rFonts w:ascii="Calibri" w:hAnsi="Calibri"/>
-                <w:b w:val="0"/>
-                <w:i w:val="0"/>
-                <w:color w:val="252B28"/>
-                <w:sz w:val="21"/>
-              </w:rPr>
-              <w:t>Isi atau perbaiki data.</w:t>
-            </w:r>
-          </w:p>
-        </w:tc>
-      </w:tr>
-    </w:tbl>
-    <w:tbl>
-      <w:tblPr>
-        <w:tblW w:type="auto" w:w="0"/>
-        <w:tblLayout w:type="fixed"/>
-        <w:tblLook w:firstColumn="1" w:firstRow="1" w:lastColumn="0" w:lastRow="0" w:noHBand="0" w:noVBand="1" w:val="04A0"/>
-      </w:tblPr>
-      <w:tblGrid>
-        <w:gridCol w:w="4882"/>
-        <w:gridCol w:w="4882"/>
-      </w:tblGrid>
-      <w:tr>
-        <w:tc>
-          <w:tcPr>
-            <w:tcW w:type="dxa" w:w="4882"/>
-            <w:tcW w:w="430" w:type="dxa"/>
-            <w:shd w:fill="166534"/>
-            <w:tcMar>
-              <w:top w:w="40" w:type="dxa"/>
-              <w:start w:w="50" w:type="dxa"/>
-              <w:bottom w:w="40" w:type="dxa"/>
-              <w:end w:w="50" w:type="dxa"/>
-            </w:tcMar>
-            <w:vAlign w:val="center"/>
-          </w:tcPr>
-          <w:p>
-            <w:pPr>
-              <w:jc w:val="center"/>
-            </w:pPr>
-            <w:r>
-              <w:rPr>
-                <w:rFonts w:ascii="Calibri" w:hAnsi="Calibri"/>
-                <w:b/>
-                <w:i w:val="0"/>
-                <w:color w:val="FFFFFF"/>
-                <w:sz w:val="18"/>
-              </w:rPr>
-              <w:t>4</w:t>
-            </w:r>
-          </w:p>
-        </w:tc>
-        <w:tc>
-          <w:tcPr>
-            <w:tcW w:type="dxa" w:w="4882"/>
-            <w:tcW w:w="7900" w:type="dxa"/>
-            <w:tcMar>
-              <w:top w:w="45" w:type="dxa"/>
-              <w:start w:w="120" w:type="dxa"/>
-              <w:bottom w:w="45" w:type="dxa"/>
-              <w:end w:w="40" w:type="dxa"/>
-            </w:tcMar>
-            <w:vAlign w:val="center"/>
-          </w:tcPr>
-          <w:p>
-            <w:r>
-              <w:rPr>
-                <w:rFonts w:ascii="Calibri" w:hAnsi="Calibri"/>
-                <w:b w:val="0"/>
-                <w:i w:val="0"/>
-                <w:color w:val="252B28"/>
-                <w:sz w:val="21"/>
-              </w:rPr>
-              <w:t>Klik Terbitkan, lalu tunggu beberapa menit sampai website berubah.</w:t>
-            </w:r>
-          </w:p>
-        </w:tc>
-      </w:tr>
-    </w:tbl>
-    <w:tbl>
-      <w:tblPr>
-        <w:tblW w:type="auto" w:w="0"/>
-        <w:tblLayout w:type="fixed"/>
-        <w:tblLook w:firstColumn="1" w:firstRow="1" w:lastColumn="0" w:lastRow="0" w:noHBand="0" w:noVBand="1" w:val="04A0"/>
-      </w:tblPr>
-      <w:tblGrid>
-        <w:gridCol w:w="4882"/>
-        <w:gridCol w:w="4882"/>
-      </w:tblGrid>
-      <w:tr>
         <w:trPr>
           <w:tblHeader w:val="true"/>
         </w:trPr>
         <w:tc>
           <w:tcPr>
-            <w:tcW w:type="dxa" w:w="4882"/>
+            <w:tcW w:type="dxa" w:w="4250"/>
             <w:shd w:fill="174C37"/>
             <w:tcMar>
               <w:top w:w="110" w:type="dxa"/>
@@ -1589,7 +1580,6 @@
               <w:bottom w:w="110" w:type="dxa"/>
               <w:end w:w="130" w:type="dxa"/>
             </w:tcMar>
-            <w:tcW w:w="4250" w:type="dxa"/>
           </w:tcPr>
           <w:p>
             <w:r>
@@ -1606,7 +1596,7 @@
         </w:tc>
         <w:tc>
           <w:tcPr>
-            <w:tcW w:type="dxa" w:w="4882"/>
+            <w:tcW w:type="dxa" w:w="4250"/>
             <w:shd w:fill="174C37"/>
             <w:tcMar>
               <w:top w:w="110" w:type="dxa"/>
@@ -1614,7 +1604,6 @@
               <w:bottom w:w="110" w:type="dxa"/>
               <w:end w:w="130" w:type="dxa"/>
             </w:tcMar>
-            <w:tcW w:w="4250" w:type="dxa"/>
           </w:tcPr>
           <w:p>
             <w:r>
@@ -1633,14 +1622,13 @@
       <w:tr>
         <w:tc>
           <w:tcPr>
-            <w:tcW w:type="dxa" w:w="4882"/>
+            <w:tcW w:type="dxa" w:w="4250"/>
             <w:tcMar>
               <w:top w:w="110" w:type="dxa"/>
               <w:start w:w="130" w:type="dxa"/>
               <w:bottom w:w="110" w:type="dxa"/>
               <w:end w:w="130" w:type="dxa"/>
             </w:tcMar>
-            <w:tcW w:w="4250" w:type="dxa"/>
           </w:tcPr>
           <w:p>
             <w:r>
@@ -1657,14 +1645,13 @@
         </w:tc>
         <w:tc>
           <w:tcPr>
-            <w:tcW w:type="dxa" w:w="4882"/>
+            <w:tcW w:type="dxa" w:w="4250"/>
             <w:tcMar>
               <w:top w:w="110" w:type="dxa"/>
               <w:start w:w="130" w:type="dxa"/>
               <w:bottom w:w="110" w:type="dxa"/>
               <w:end w:w="130" w:type="dxa"/>
             </w:tcMar>
-            <w:tcW w:w="4250" w:type="dxa"/>
           </w:tcPr>
           <w:p>
             <w:r>
@@ -1689,7 +1676,7 @@
         <w:drawing>
           <wp:inline xmlns:a="http://schemas.openxmlformats.org/drawingml/2006/main" xmlns:pic="http://schemas.openxmlformats.org/drawingml/2006/picture">
             <wp:extent cx="5212080" cy="2931795"/>
-            <wp:docPr id="1" name="Picture 1"/>
+            <wp:docPr id="1" name="Picture 1" descr="Ilustrasi susunan menu berdasarkan konfigurasi Portal Rancajaya." title="Ilustrasi susunan menu berdasarkan konfigurasi Portal Rancajaya."/>
             <wp:cNvGraphicFramePr>
               <a:graphicFrameLocks noChangeAspect="1"/>
             </wp:cNvGraphicFramePr>
@@ -1701,7 +1688,7 @@
                     <pic:cNvPicPr/>
                   </pic:nvPicPr>
                   <pic:blipFill>
-                    <a:blip r:embed="rId24"/>
+                    <a:blip r:embed="rId25"/>
                     <a:stretch>
                       <a:fillRect/>
                     </a:stretch>
@@ -1823,56 +1810,17 @@
     </w:p>
     <w:p>
       <w:pPr>
-        <w:jc w:val="center"/>
-      </w:pPr>
-      <w:r>
-        <w:drawing>
-          <wp:inline xmlns:a="http://schemas.openxmlformats.org/drawingml/2006/main" xmlns:pic="http://schemas.openxmlformats.org/drawingml/2006/picture">
-            <wp:extent cx="5212080" cy="3257550"/>
-            <wp:docPr id="2" name="Picture 2"/>
-            <wp:cNvGraphicFramePr>
-              <a:graphicFrameLocks noChangeAspect="1"/>
-            </wp:cNvGraphicFramePr>
-            <a:graphic>
-              <a:graphicData uri="http://schemas.openxmlformats.org/drawingml/2006/picture">
-                <pic:pic>
-                  <pic:nvPicPr>
-                    <pic:cNvPr id="0" name="admin-login.png"/>
-                    <pic:cNvPicPr/>
-                  </pic:nvPicPr>
-                  <pic:blipFill>
-                    <a:blip r:embed="rId25"/>
-                    <a:stretch>
-                      <a:fillRect/>
-                    </a:stretch>
-                  </pic:blipFill>
-                  <pic:spPr>
-                    <a:xfrm>
-                      <a:off x="0" y="0"/>
-                      <a:ext cx="5212080" cy="3257550"/>
-                    </a:xfrm>
-                    <a:prstGeom prst="rect"/>
-                  </pic:spPr>
-                </pic:pic>
-              </a:graphicData>
-            </a:graphic>
-          </wp:inline>
-        </w:drawing>
-      </w:r>
-    </w:p>
-    <w:p>
-      <w:pPr>
-        <w:jc w:val="center"/>
+        <w:spacing w:before="0" w:after="0" w:line="20" w:lineRule="exact"/>
       </w:pPr>
       <w:r>
         <w:rPr>
           <w:rFonts w:ascii="Calibri" w:hAnsi="Calibri"/>
           <w:b w:val="0"/>
-          <w:i/>
-          <w:color w:val="687386"/>
-          <w:sz w:val="18"/>
+          <w:i w:val="0"/>
+          <w:color w:val="252B28"/>
+          <w:sz w:val="2"/>
         </w:rPr>
-        <w:t>Halaman masuk admin dan tombol Panduan di pojok kanan bawah.</w:t>
+        <w:t>​</w:t>
       </w:r>
     </w:p>
     <w:tbl>
@@ -1882,14 +1830,13 @@
         <w:tblLook w:firstColumn="1" w:firstRow="1" w:lastColumn="0" w:lastRow="0" w:noHBand="0" w:noVBand="1" w:val="04A0"/>
       </w:tblPr>
       <w:tblGrid>
-        <w:gridCol w:w="4882"/>
-        <w:gridCol w:w="4882"/>
+        <w:gridCol w:w="430"/>
+        <w:gridCol w:w="7900"/>
       </w:tblGrid>
       <w:tr>
         <w:tc>
           <w:tcPr>
-            <w:tcW w:type="dxa" w:w="4882"/>
-            <w:tcW w:w="430" w:type="dxa"/>
+            <w:tcW w:type="dxa" w:w="430"/>
             <w:shd w:fill="166534"/>
             <w:tcMar>
               <w:top w:w="40" w:type="dxa"/>
@@ -1917,8 +1864,7 @@
         </w:tc>
         <w:tc>
           <w:tcPr>
-            <w:tcW w:type="dxa" w:w="4882"/>
-            <w:tcW w:w="7900" w:type="dxa"/>
+            <w:tcW w:type="dxa" w:w="7900"/>
             <w:tcMar>
               <w:top w:w="45" w:type="dxa"/>
               <w:start w:w="120" w:type="dxa"/>
@@ -1941,22 +1887,10 @@
           </w:p>
         </w:tc>
       </w:tr>
-    </w:tbl>
-    <w:tbl>
-      <w:tblPr>
-        <w:tblW w:type="auto" w:w="0"/>
-        <w:tblLayout w:type="fixed"/>
-        <w:tblLook w:firstColumn="1" w:firstRow="1" w:lastColumn="0" w:lastRow="0" w:noHBand="0" w:noVBand="1" w:val="04A0"/>
-      </w:tblPr>
-      <w:tblGrid>
-        <w:gridCol w:w="4882"/>
-        <w:gridCol w:w="4882"/>
-      </w:tblGrid>
-      <w:tr>
-        <w:tc>
-          <w:tcPr>
-            <w:tcW w:type="dxa" w:w="4882"/>
-            <w:tcW w:w="430" w:type="dxa"/>
+      <w:tr>
+        <w:tc>
+          <w:tcPr>
+            <w:tcW w:type="dxa" w:w="430"/>
             <w:shd w:fill="166534"/>
             <w:tcMar>
               <w:top w:w="40" w:type="dxa"/>
@@ -1984,8 +1918,7 @@
         </w:tc>
         <w:tc>
           <w:tcPr>
-            <w:tcW w:type="dxa" w:w="4882"/>
-            <w:tcW w:w="7900" w:type="dxa"/>
+            <w:tcW w:type="dxa" w:w="7900"/>
             <w:tcMar>
               <w:top w:w="45" w:type="dxa"/>
               <w:start w:w="120" w:type="dxa"/>
@@ -2008,22 +1941,10 @@
           </w:p>
         </w:tc>
       </w:tr>
-    </w:tbl>
-    <w:tbl>
-      <w:tblPr>
-        <w:tblW w:type="auto" w:w="0"/>
-        <w:tblLayout w:type="fixed"/>
-        <w:tblLook w:firstColumn="1" w:firstRow="1" w:lastColumn="0" w:lastRow="0" w:noHBand="0" w:noVBand="1" w:val="04A0"/>
-      </w:tblPr>
-      <w:tblGrid>
-        <w:gridCol w:w="4882"/>
-        <w:gridCol w:w="4882"/>
-      </w:tblGrid>
-      <w:tr>
-        <w:tc>
-          <w:tcPr>
-            <w:tcW w:type="dxa" w:w="4882"/>
-            <w:tcW w:w="430" w:type="dxa"/>
+      <w:tr>
+        <w:tc>
+          <w:tcPr>
+            <w:tcW w:type="dxa" w:w="430"/>
             <w:shd w:fill="166534"/>
             <w:tcMar>
               <w:top w:w="40" w:type="dxa"/>
@@ -2051,8 +1972,7 @@
         </w:tc>
         <w:tc>
           <w:tcPr>
-            <w:tcW w:type="dxa" w:w="4882"/>
-            <w:tcW w:w="7900" w:type="dxa"/>
+            <w:tcW w:type="dxa" w:w="7900"/>
             <w:tcMar>
               <w:top w:w="45" w:type="dxa"/>
               <w:start w:w="120" w:type="dxa"/>
@@ -2075,22 +1995,10 @@
           </w:p>
         </w:tc>
       </w:tr>
-    </w:tbl>
-    <w:tbl>
-      <w:tblPr>
-        <w:tblW w:type="auto" w:w="0"/>
-        <w:tblLayout w:type="fixed"/>
-        <w:tblLook w:firstColumn="1" w:firstRow="1" w:lastColumn="0" w:lastRow="0" w:noHBand="0" w:noVBand="1" w:val="04A0"/>
-      </w:tblPr>
-      <w:tblGrid>
-        <w:gridCol w:w="4882"/>
-        <w:gridCol w:w="4882"/>
-      </w:tblGrid>
-      <w:tr>
-        <w:tc>
-          <w:tcPr>
-            <w:tcW w:type="dxa" w:w="4882"/>
-            <w:tcW w:w="430" w:type="dxa"/>
+      <w:tr>
+        <w:tc>
+          <w:tcPr>
+            <w:tcW w:type="dxa" w:w="430"/>
             <w:shd w:fill="166534"/>
             <w:tcMar>
               <w:top w:w="40" w:type="dxa"/>
@@ -2118,8 +2026,7 @@
         </w:tc>
         <w:tc>
           <w:tcPr>
-            <w:tcW w:type="dxa" w:w="4882"/>
-            <w:tcW w:w="7900" w:type="dxa"/>
+            <w:tcW w:type="dxa" w:w="7900"/>
             <w:tcMar>
               <w:top w:w="45" w:type="dxa"/>
               <w:start w:w="120" w:type="dxa"/>
@@ -2229,6 +2136,21 @@
         <w:t>Menu Berita &amp; Informasi dipakai untuk Berita, Agenda, Artikel, dan Pengumuman.</w:t>
       </w:r>
     </w:p>
+    <w:p>
+      <w:pPr>
+        <w:spacing w:before="0" w:after="0" w:line="20" w:lineRule="exact"/>
+      </w:pPr>
+      <w:r>
+        <w:rPr>
+          <w:rFonts w:ascii="Calibri" w:hAnsi="Calibri"/>
+          <w:b w:val="0"/>
+          <w:i w:val="0"/>
+          <w:color w:val="252B28"/>
+          <w:sz w:val="2"/>
+        </w:rPr>
+        <w:t>​</w:t>
+      </w:r>
+    </w:p>
     <w:tbl>
       <w:tblPr>
         <w:tblW w:type="auto" w:w="0"/>
@@ -2236,14 +2158,13 @@
         <w:tblLook w:firstColumn="1" w:firstRow="1" w:lastColumn="0" w:lastRow="0" w:noHBand="0" w:noVBand="1" w:val="04A0"/>
       </w:tblPr>
       <w:tblGrid>
-        <w:gridCol w:w="4882"/>
-        <w:gridCol w:w="4882"/>
+        <w:gridCol w:w="430"/>
+        <w:gridCol w:w="7900"/>
       </w:tblGrid>
       <w:tr>
         <w:tc>
           <w:tcPr>
-            <w:tcW w:type="dxa" w:w="4882"/>
-            <w:tcW w:w="430" w:type="dxa"/>
+            <w:tcW w:type="dxa" w:w="430"/>
             <w:shd w:fill="166534"/>
             <w:tcMar>
               <w:top w:w="40" w:type="dxa"/>
@@ -2271,8 +2192,7 @@
         </w:tc>
         <w:tc>
           <w:tcPr>
-            <w:tcW w:type="dxa" w:w="4882"/>
-            <w:tcW w:w="7900" w:type="dxa"/>
+            <w:tcW w:type="dxa" w:w="7900"/>
             <w:tcMar>
               <w:top w:w="45" w:type="dxa"/>
               <w:start w:w="120" w:type="dxa"/>
@@ -2295,22 +2215,10 @@
           </w:p>
         </w:tc>
       </w:tr>
-    </w:tbl>
-    <w:tbl>
-      <w:tblPr>
-        <w:tblW w:type="auto" w:w="0"/>
-        <w:tblLayout w:type="fixed"/>
-        <w:tblLook w:firstColumn="1" w:firstRow="1" w:lastColumn="0" w:lastRow="0" w:noHBand="0" w:noVBand="1" w:val="04A0"/>
-      </w:tblPr>
-      <w:tblGrid>
-        <w:gridCol w:w="4882"/>
-        <w:gridCol w:w="4882"/>
-      </w:tblGrid>
-      <w:tr>
-        <w:tc>
-          <w:tcPr>
-            <w:tcW w:type="dxa" w:w="4882"/>
-            <w:tcW w:w="430" w:type="dxa"/>
+      <w:tr>
+        <w:tc>
+          <w:tcPr>
+            <w:tcW w:type="dxa" w:w="430"/>
             <w:shd w:fill="166534"/>
             <w:tcMar>
               <w:top w:w="40" w:type="dxa"/>
@@ -2338,8 +2246,7 @@
         </w:tc>
         <w:tc>
           <w:tcPr>
-            <w:tcW w:type="dxa" w:w="4882"/>
-            <w:tcW w:w="7900" w:type="dxa"/>
+            <w:tcW w:type="dxa" w:w="7900"/>
             <w:tcMar>
               <w:top w:w="45" w:type="dxa"/>
               <w:start w:w="120" w:type="dxa"/>
@@ -2362,22 +2269,10 @@
           </w:p>
         </w:tc>
       </w:tr>
-    </w:tbl>
-    <w:tbl>
-      <w:tblPr>
-        <w:tblW w:type="auto" w:w="0"/>
-        <w:tblLayout w:type="fixed"/>
-        <w:tblLook w:firstColumn="1" w:firstRow="1" w:lastColumn="0" w:lastRow="0" w:noHBand="0" w:noVBand="1" w:val="04A0"/>
-      </w:tblPr>
-      <w:tblGrid>
-        <w:gridCol w:w="4882"/>
-        <w:gridCol w:w="4882"/>
-      </w:tblGrid>
-      <w:tr>
-        <w:tc>
-          <w:tcPr>
-            <w:tcW w:type="dxa" w:w="4882"/>
-            <w:tcW w:w="430" w:type="dxa"/>
+      <w:tr>
+        <w:tc>
+          <w:tcPr>
+            <w:tcW w:type="dxa" w:w="430"/>
             <w:shd w:fill="166534"/>
             <w:tcMar>
               <w:top w:w="40" w:type="dxa"/>
@@ -2405,8 +2300,7 @@
         </w:tc>
         <w:tc>
           <w:tcPr>
-            <w:tcW w:type="dxa" w:w="4882"/>
-            <w:tcW w:w="7900" w:type="dxa"/>
+            <w:tcW w:type="dxa" w:w="7900"/>
             <w:tcMar>
               <w:top w:w="45" w:type="dxa"/>
               <w:start w:w="120" w:type="dxa"/>
@@ -2429,22 +2323,10 @@
           </w:p>
         </w:tc>
       </w:tr>
-    </w:tbl>
-    <w:tbl>
-      <w:tblPr>
-        <w:tblW w:type="auto" w:w="0"/>
-        <w:tblLayout w:type="fixed"/>
-        <w:tblLook w:firstColumn="1" w:firstRow="1" w:lastColumn="0" w:lastRow="0" w:noHBand="0" w:noVBand="1" w:val="04A0"/>
-      </w:tblPr>
-      <w:tblGrid>
-        <w:gridCol w:w="4882"/>
-        <w:gridCol w:w="4882"/>
-      </w:tblGrid>
-      <w:tr>
-        <w:tc>
-          <w:tcPr>
-            <w:tcW w:type="dxa" w:w="4882"/>
-            <w:tcW w:w="430" w:type="dxa"/>
+      <w:tr>
+        <w:tc>
+          <w:tcPr>
+            <w:tcW w:type="dxa" w:w="430"/>
             <w:shd w:fill="166534"/>
             <w:tcMar>
               <w:top w:w="40" w:type="dxa"/>
@@ -2472,8 +2354,7 @@
         </w:tc>
         <w:tc>
           <w:tcPr>
-            <w:tcW w:type="dxa" w:w="4882"/>
-            <w:tcW w:w="7900" w:type="dxa"/>
+            <w:tcW w:type="dxa" w:w="7900"/>
             <w:tcMar>
               <w:top w:w="45" w:type="dxa"/>
               <w:start w:w="120" w:type="dxa"/>
@@ -2496,22 +2377,10 @@
           </w:p>
         </w:tc>
       </w:tr>
-    </w:tbl>
-    <w:tbl>
-      <w:tblPr>
-        <w:tblW w:type="auto" w:w="0"/>
-        <w:tblLayout w:type="fixed"/>
-        <w:tblLook w:firstColumn="1" w:firstRow="1" w:lastColumn="0" w:lastRow="0" w:noHBand="0" w:noVBand="1" w:val="04A0"/>
-      </w:tblPr>
-      <w:tblGrid>
-        <w:gridCol w:w="4882"/>
-        <w:gridCol w:w="4882"/>
-      </w:tblGrid>
-      <w:tr>
-        <w:tc>
-          <w:tcPr>
-            <w:tcW w:type="dxa" w:w="4882"/>
-            <w:tcW w:w="430" w:type="dxa"/>
+      <w:tr>
+        <w:tc>
+          <w:tcPr>
+            <w:tcW w:type="dxa" w:w="430"/>
             <w:shd w:fill="166534"/>
             <w:tcMar>
               <w:top w:w="40" w:type="dxa"/>
@@ -2539,8 +2408,7 @@
         </w:tc>
         <w:tc>
           <w:tcPr>
-            <w:tcW w:type="dxa" w:w="4882"/>
-            <w:tcW w:w="7900" w:type="dxa"/>
+            <w:tcW w:type="dxa" w:w="7900"/>
             <w:tcMar>
               <w:top w:w="45" w:type="dxa"/>
               <w:start w:w="120" w:type="dxa"/>
@@ -2572,7 +2440,7 @@
         <w:drawing>
           <wp:inline xmlns:a="http://schemas.openxmlformats.org/drawingml/2006/main" xmlns:pic="http://schemas.openxmlformats.org/drawingml/2006/picture">
             <wp:extent cx="5212080" cy="2931795"/>
-            <wp:docPr id="3" name="Picture 3"/>
+            <wp:docPr id="2" name="Picture 2" descr="Contoh bidang utama saat menulis informasi baru." title="Contoh bidang utama saat menulis informasi baru."/>
             <wp:cNvGraphicFramePr>
               <a:graphicFrameLocks noChangeAspect="1"/>
             </wp:cNvGraphicFramePr>
@@ -2688,6 +2556,21 @@
         <w:t>Data identitas desa berada pada Pengaturan dan Halaman Website. Data tiga dusun berada pada menu Dusun.</w:t>
       </w:r>
     </w:p>
+    <w:p>
+      <w:pPr>
+        <w:spacing w:before="0" w:after="0" w:line="20" w:lineRule="exact"/>
+      </w:pPr>
+      <w:r>
+        <w:rPr>
+          <w:rFonts w:ascii="Calibri" w:hAnsi="Calibri"/>
+          <w:b w:val="0"/>
+          <w:i w:val="0"/>
+          <w:color w:val="252B28"/>
+          <w:sz w:val="2"/>
+        </w:rPr>
+        <w:t>​</w:t>
+      </w:r>
+    </w:p>
     <w:tbl>
       <w:tblPr>
         <w:tblW w:type="auto" w:w="0"/>
@@ -2695,14 +2578,13 @@
         <w:tblLook w:firstColumn="1" w:firstRow="1" w:lastColumn="0" w:lastRow="0" w:noHBand="0" w:noVBand="1" w:val="04A0"/>
       </w:tblPr>
       <w:tblGrid>
-        <w:gridCol w:w="4882"/>
-        <w:gridCol w:w="4882"/>
+        <w:gridCol w:w="430"/>
+        <w:gridCol w:w="7900"/>
       </w:tblGrid>
       <w:tr>
         <w:tc>
           <w:tcPr>
-            <w:tcW w:type="dxa" w:w="4882"/>
-            <w:tcW w:w="430" w:type="dxa"/>
+            <w:tcW w:type="dxa" w:w="430"/>
             <w:shd w:fill="166534"/>
             <w:tcMar>
               <w:top w:w="40" w:type="dxa"/>
@@ -2730,8 +2612,7 @@
         </w:tc>
         <w:tc>
           <w:tcPr>
-            <w:tcW w:type="dxa" w:w="4882"/>
-            <w:tcW w:w="7900" w:type="dxa"/>
+            <w:tcW w:type="dxa" w:w="7900"/>
             <w:tcMar>
               <w:top w:w="45" w:type="dxa"/>
               <w:start w:w="120" w:type="dxa"/>
@@ -2754,22 +2635,10 @@
           </w:p>
         </w:tc>
       </w:tr>
-    </w:tbl>
-    <w:tbl>
-      <w:tblPr>
-        <w:tblW w:type="auto" w:w="0"/>
-        <w:tblLayout w:type="fixed"/>
-        <w:tblLook w:firstColumn="1" w:firstRow="1" w:lastColumn="0" w:lastRow="0" w:noHBand="0" w:noVBand="1" w:val="04A0"/>
-      </w:tblPr>
-      <w:tblGrid>
-        <w:gridCol w:w="4882"/>
-        <w:gridCol w:w="4882"/>
-      </w:tblGrid>
-      <w:tr>
-        <w:tc>
-          <w:tcPr>
-            <w:tcW w:type="dxa" w:w="4882"/>
-            <w:tcW w:w="430" w:type="dxa"/>
+      <w:tr>
+        <w:tc>
+          <w:tcPr>
+            <w:tcW w:type="dxa" w:w="430"/>
             <w:shd w:fill="166534"/>
             <w:tcMar>
               <w:top w:w="40" w:type="dxa"/>
@@ -2797,8 +2666,7 @@
         </w:tc>
         <w:tc>
           <w:tcPr>
-            <w:tcW w:type="dxa" w:w="4882"/>
-            <w:tcW w:w="7900" w:type="dxa"/>
+            <w:tcW w:type="dxa" w:w="7900"/>
             <w:tcMar>
               <w:top w:w="45" w:type="dxa"/>
               <w:start w:w="120" w:type="dxa"/>
@@ -2821,22 +2689,10 @@
           </w:p>
         </w:tc>
       </w:tr>
-    </w:tbl>
-    <w:tbl>
-      <w:tblPr>
-        <w:tblW w:type="auto" w:w="0"/>
-        <w:tblLayout w:type="fixed"/>
-        <w:tblLook w:firstColumn="1" w:firstRow="1" w:lastColumn="0" w:lastRow="0" w:noHBand="0" w:noVBand="1" w:val="04A0"/>
-      </w:tblPr>
-      <w:tblGrid>
-        <w:gridCol w:w="4882"/>
-        <w:gridCol w:w="4882"/>
-      </w:tblGrid>
-      <w:tr>
-        <w:tc>
-          <w:tcPr>
-            <w:tcW w:type="dxa" w:w="4882"/>
-            <w:tcW w:w="430" w:type="dxa"/>
+      <w:tr>
+        <w:tc>
+          <w:tcPr>
+            <w:tcW w:type="dxa" w:w="430"/>
             <w:shd w:fill="166534"/>
             <w:tcMar>
               <w:top w:w="40" w:type="dxa"/>
@@ -2864,8 +2720,7 @@
         </w:tc>
         <w:tc>
           <w:tcPr>
-            <w:tcW w:type="dxa" w:w="4882"/>
-            <w:tcW w:w="7900" w:type="dxa"/>
+            <w:tcW w:type="dxa" w:w="7900"/>
             <w:tcMar>
               <w:top w:w="45" w:type="dxa"/>
               <w:start w:w="120" w:type="dxa"/>
@@ -2975,6 +2830,21 @@
         <w:t>Menu Struktur Organisasi hanya untuk memperbarui posisi yang sudah disiapkan. Hubungan atasan menentukan garis susunan organisasi di halaman Profil.</w:t>
       </w:r>
     </w:p>
+    <w:p>
+      <w:pPr>
+        <w:spacing w:before="0" w:after="0" w:line="20" w:lineRule="exact"/>
+      </w:pPr>
+      <w:r>
+        <w:rPr>
+          <w:rFonts w:ascii="Calibri" w:hAnsi="Calibri"/>
+          <w:b w:val="0"/>
+          <w:i w:val="0"/>
+          <w:color w:val="252B28"/>
+          <w:sz w:val="2"/>
+        </w:rPr>
+        <w:t>​</w:t>
+      </w:r>
+    </w:p>
     <w:tbl>
       <w:tblPr>
         <w:tblW w:type="auto" w:w="0"/>
@@ -2982,14 +2852,13 @@
         <w:tblLook w:firstColumn="1" w:firstRow="1" w:lastColumn="0" w:lastRow="0" w:noHBand="0" w:noVBand="1" w:val="04A0"/>
       </w:tblPr>
       <w:tblGrid>
-        <w:gridCol w:w="4882"/>
-        <w:gridCol w:w="4882"/>
+        <w:gridCol w:w="430"/>
+        <w:gridCol w:w="7900"/>
       </w:tblGrid>
       <w:tr>
         <w:tc>
           <w:tcPr>
-            <w:tcW w:type="dxa" w:w="4882"/>
-            <w:tcW w:w="430" w:type="dxa"/>
+            <w:tcW w:type="dxa" w:w="430"/>
             <w:shd w:fill="166534"/>
             <w:tcMar>
               <w:top w:w="40" w:type="dxa"/>
@@ -3017,8 +2886,7 @@
         </w:tc>
         <w:tc>
           <w:tcPr>
-            <w:tcW w:type="dxa" w:w="4882"/>
-            <w:tcW w:w="7900" w:type="dxa"/>
+            <w:tcW w:type="dxa" w:w="7900"/>
             <w:tcMar>
               <w:top w:w="45" w:type="dxa"/>
               <w:start w:w="120" w:type="dxa"/>
@@ -3041,22 +2909,10 @@
           </w:p>
         </w:tc>
       </w:tr>
-    </w:tbl>
-    <w:tbl>
-      <w:tblPr>
-        <w:tblW w:type="auto" w:w="0"/>
-        <w:tblLayout w:type="fixed"/>
-        <w:tblLook w:firstColumn="1" w:firstRow="1" w:lastColumn="0" w:lastRow="0" w:noHBand="0" w:noVBand="1" w:val="04A0"/>
-      </w:tblPr>
-      <w:tblGrid>
-        <w:gridCol w:w="4882"/>
-        <w:gridCol w:w="4882"/>
-      </w:tblGrid>
-      <w:tr>
-        <w:tc>
-          <w:tcPr>
-            <w:tcW w:type="dxa" w:w="4882"/>
-            <w:tcW w:w="430" w:type="dxa"/>
+      <w:tr>
+        <w:tc>
+          <w:tcPr>
+            <w:tcW w:type="dxa" w:w="430"/>
             <w:shd w:fill="166534"/>
             <w:tcMar>
               <w:top w:w="40" w:type="dxa"/>
@@ -3084,8 +2940,7 @@
         </w:tc>
         <w:tc>
           <w:tcPr>
-            <w:tcW w:type="dxa" w:w="4882"/>
-            <w:tcW w:w="7900" w:type="dxa"/>
+            <w:tcW w:type="dxa" w:w="7900"/>
             <w:tcMar>
               <w:top w:w="45" w:type="dxa"/>
               <w:start w:w="120" w:type="dxa"/>
@@ -3108,22 +2963,10 @@
           </w:p>
         </w:tc>
       </w:tr>
-    </w:tbl>
-    <w:tbl>
-      <w:tblPr>
-        <w:tblW w:type="auto" w:w="0"/>
-        <w:tblLayout w:type="fixed"/>
-        <w:tblLook w:firstColumn="1" w:firstRow="1" w:lastColumn="0" w:lastRow="0" w:noHBand="0" w:noVBand="1" w:val="04A0"/>
-      </w:tblPr>
-      <w:tblGrid>
-        <w:gridCol w:w="4882"/>
-        <w:gridCol w:w="4882"/>
-      </w:tblGrid>
-      <w:tr>
-        <w:tc>
-          <w:tcPr>
-            <w:tcW w:type="dxa" w:w="4882"/>
-            <w:tcW w:w="430" w:type="dxa"/>
+      <w:tr>
+        <w:tc>
+          <w:tcPr>
+            <w:tcW w:type="dxa" w:w="430"/>
             <w:shd w:fill="166534"/>
             <w:tcMar>
               <w:top w:w="40" w:type="dxa"/>
@@ -3151,8 +2994,7 @@
         </w:tc>
         <w:tc>
           <w:tcPr>
-            <w:tcW w:type="dxa" w:w="4882"/>
-            <w:tcW w:w="7900" w:type="dxa"/>
+            <w:tcW w:type="dxa" w:w="7900"/>
             <w:tcMar>
               <w:top w:w="45" w:type="dxa"/>
               <w:start w:w="120" w:type="dxa"/>
@@ -3175,22 +3017,10 @@
           </w:p>
         </w:tc>
       </w:tr>
-    </w:tbl>
-    <w:tbl>
-      <w:tblPr>
-        <w:tblW w:type="auto" w:w="0"/>
-        <w:tblLayout w:type="fixed"/>
-        <w:tblLook w:firstColumn="1" w:firstRow="1" w:lastColumn="0" w:lastRow="0" w:noHBand="0" w:noVBand="1" w:val="04A0"/>
-      </w:tblPr>
-      <w:tblGrid>
-        <w:gridCol w:w="4882"/>
-        <w:gridCol w:w="4882"/>
-      </w:tblGrid>
-      <w:tr>
-        <w:tc>
-          <w:tcPr>
-            <w:tcW w:type="dxa" w:w="4882"/>
-            <w:tcW w:w="430" w:type="dxa"/>
+      <w:tr>
+        <w:tc>
+          <w:tcPr>
+            <w:tcW w:type="dxa" w:w="430"/>
             <w:shd w:fill="166534"/>
             <w:tcMar>
               <w:top w:w="40" w:type="dxa"/>
@@ -3218,8 +3048,7 @@
         </w:tc>
         <w:tc>
           <w:tcPr>
-            <w:tcW w:type="dxa" w:w="4882"/>
-            <w:tcW w:w="7900" w:type="dxa"/>
+            <w:tcW w:type="dxa" w:w="7900"/>
             <w:tcMar>
               <w:top w:w="45" w:type="dxa"/>
               <w:start w:w="120" w:type="dxa"/>
@@ -3242,22 +3071,10 @@
           </w:p>
         </w:tc>
       </w:tr>
-    </w:tbl>
-    <w:tbl>
-      <w:tblPr>
-        <w:tblW w:type="auto" w:w="0"/>
-        <w:tblLayout w:type="fixed"/>
-        <w:tblLook w:firstColumn="1" w:firstRow="1" w:lastColumn="0" w:lastRow="0" w:noHBand="0" w:noVBand="1" w:val="04A0"/>
-      </w:tblPr>
-      <w:tblGrid>
-        <w:gridCol w:w="4882"/>
-        <w:gridCol w:w="4882"/>
-      </w:tblGrid>
-      <w:tr>
-        <w:tc>
-          <w:tcPr>
-            <w:tcW w:type="dxa" w:w="4882"/>
-            <w:tcW w:w="430" w:type="dxa"/>
+      <w:tr>
+        <w:tc>
+          <w:tcPr>
+            <w:tcW w:type="dxa" w:w="430"/>
             <w:shd w:fill="166534"/>
             <w:tcMar>
               <w:top w:w="40" w:type="dxa"/>
@@ -3285,8 +3102,7 @@
         </w:tc>
         <w:tc>
           <w:tcPr>
-            <w:tcW w:type="dxa" w:w="4882"/>
-            <w:tcW w:w="7900" w:type="dxa"/>
+            <w:tcW w:type="dxa" w:w="7900"/>
             <w:tcMar>
               <w:top w:w="45" w:type="dxa"/>
               <w:start w:w="120" w:type="dxa"/>
@@ -3396,6 +3212,21 @@
         <w:t>Setiap baris APBDes mewakili satu sumber Pendapatan atau satu pos Belanja untuk tahun dan versi tertentu.</w:t>
       </w:r>
     </w:p>
+    <w:p>
+      <w:pPr>
+        <w:spacing w:before="0" w:after="0" w:line="20" w:lineRule="exact"/>
+      </w:pPr>
+      <w:r>
+        <w:rPr>
+          <w:rFonts w:ascii="Calibri" w:hAnsi="Calibri"/>
+          <w:b w:val="0"/>
+          <w:i w:val="0"/>
+          <w:color w:val="252B28"/>
+          <w:sz w:val="2"/>
+        </w:rPr>
+        <w:t>​</w:t>
+      </w:r>
+    </w:p>
     <w:tbl>
       <w:tblPr>
         <w:tblW w:type="auto" w:w="0"/>
@@ -3403,14 +3234,13 @@
         <w:tblLook w:firstColumn="1" w:firstRow="1" w:lastColumn="0" w:lastRow="0" w:noHBand="0" w:noVBand="1" w:val="04A0"/>
       </w:tblPr>
       <w:tblGrid>
-        <w:gridCol w:w="4882"/>
-        <w:gridCol w:w="4882"/>
+        <w:gridCol w:w="430"/>
+        <w:gridCol w:w="7900"/>
       </w:tblGrid>
       <w:tr>
         <w:tc>
           <w:tcPr>
-            <w:tcW w:type="dxa" w:w="4882"/>
-            <w:tcW w:w="430" w:type="dxa"/>
+            <w:tcW w:type="dxa" w:w="430"/>
             <w:shd w:fill="166534"/>
             <w:tcMar>
               <w:top w:w="40" w:type="dxa"/>
@@ -3438,8 +3268,7 @@
         </w:tc>
         <w:tc>
           <w:tcPr>
-            <w:tcW w:type="dxa" w:w="4882"/>
-            <w:tcW w:w="7900" w:type="dxa"/>
+            <w:tcW w:type="dxa" w:w="7900"/>
             <w:tcMar>
               <w:top w:w="45" w:type="dxa"/>
               <w:start w:w="120" w:type="dxa"/>
@@ -3462,22 +3291,10 @@
           </w:p>
         </w:tc>
       </w:tr>
-    </w:tbl>
-    <w:tbl>
-      <w:tblPr>
-        <w:tblW w:type="auto" w:w="0"/>
-        <w:tblLayout w:type="fixed"/>
-        <w:tblLook w:firstColumn="1" w:firstRow="1" w:lastColumn="0" w:lastRow="0" w:noHBand="0" w:noVBand="1" w:val="04A0"/>
-      </w:tblPr>
-      <w:tblGrid>
-        <w:gridCol w:w="4882"/>
-        <w:gridCol w:w="4882"/>
-      </w:tblGrid>
-      <w:tr>
-        <w:tc>
-          <w:tcPr>
-            <w:tcW w:type="dxa" w:w="4882"/>
-            <w:tcW w:w="430" w:type="dxa"/>
+      <w:tr>
+        <w:tc>
+          <w:tcPr>
+            <w:tcW w:type="dxa" w:w="430"/>
             <w:shd w:fill="166534"/>
             <w:tcMar>
               <w:top w:w="40" w:type="dxa"/>
@@ -3505,8 +3322,7 @@
         </w:tc>
         <w:tc>
           <w:tcPr>
-            <w:tcW w:type="dxa" w:w="4882"/>
-            <w:tcW w:w="7900" w:type="dxa"/>
+            <w:tcW w:type="dxa" w:w="7900"/>
             <w:tcMar>
               <w:top w:w="45" w:type="dxa"/>
               <w:start w:w="120" w:type="dxa"/>
@@ -3529,22 +3345,10 @@
           </w:p>
         </w:tc>
       </w:tr>
-    </w:tbl>
-    <w:tbl>
-      <w:tblPr>
-        <w:tblW w:type="auto" w:w="0"/>
-        <w:tblLayout w:type="fixed"/>
-        <w:tblLook w:firstColumn="1" w:firstRow="1" w:lastColumn="0" w:lastRow="0" w:noHBand="0" w:noVBand="1" w:val="04A0"/>
-      </w:tblPr>
-      <w:tblGrid>
-        <w:gridCol w:w="4882"/>
-        <w:gridCol w:w="4882"/>
-      </w:tblGrid>
-      <w:tr>
-        <w:tc>
-          <w:tcPr>
-            <w:tcW w:type="dxa" w:w="4882"/>
-            <w:tcW w:w="430" w:type="dxa"/>
+      <w:tr>
+        <w:tc>
+          <w:tcPr>
+            <w:tcW w:type="dxa" w:w="430"/>
             <w:shd w:fill="166534"/>
             <w:tcMar>
               <w:top w:w="40" w:type="dxa"/>
@@ -3572,8 +3376,7 @@
         </w:tc>
         <w:tc>
           <w:tcPr>
-            <w:tcW w:type="dxa" w:w="4882"/>
-            <w:tcW w:w="7900" w:type="dxa"/>
+            <w:tcW w:type="dxa" w:w="7900"/>
             <w:tcMar>
               <w:top w:w="45" w:type="dxa"/>
               <w:start w:w="120" w:type="dxa"/>
@@ -3596,22 +3399,10 @@
           </w:p>
         </w:tc>
       </w:tr>
-    </w:tbl>
-    <w:tbl>
-      <w:tblPr>
-        <w:tblW w:type="auto" w:w="0"/>
-        <w:tblLayout w:type="fixed"/>
-        <w:tblLook w:firstColumn="1" w:firstRow="1" w:lastColumn="0" w:lastRow="0" w:noHBand="0" w:noVBand="1" w:val="04A0"/>
-      </w:tblPr>
-      <w:tblGrid>
-        <w:gridCol w:w="4882"/>
-        <w:gridCol w:w="4882"/>
-      </w:tblGrid>
-      <w:tr>
-        <w:tc>
-          <w:tcPr>
-            <w:tcW w:type="dxa" w:w="4882"/>
-            <w:tcW w:w="430" w:type="dxa"/>
+      <w:tr>
+        <w:tc>
+          <w:tcPr>
+            <w:tcW w:type="dxa" w:w="430"/>
             <w:shd w:fill="166534"/>
             <w:tcMar>
               <w:top w:w="40" w:type="dxa"/>
@@ -3639,8 +3430,7 @@
         </w:tc>
         <w:tc>
           <w:tcPr>
-            <w:tcW w:type="dxa" w:w="4882"/>
-            <w:tcW w:w="7900" w:type="dxa"/>
+            <w:tcW w:type="dxa" w:w="7900"/>
             <w:tcMar>
               <w:top w:w="45" w:type="dxa"/>
               <w:start w:w="120" w:type="dxa"/>
@@ -3663,22 +3453,10 @@
           </w:p>
         </w:tc>
       </w:tr>
-    </w:tbl>
-    <w:tbl>
-      <w:tblPr>
-        <w:tblW w:type="auto" w:w="0"/>
-        <w:tblLayout w:type="fixed"/>
-        <w:tblLook w:firstColumn="1" w:firstRow="1" w:lastColumn="0" w:lastRow="0" w:noHBand="0" w:noVBand="1" w:val="04A0"/>
-      </w:tblPr>
-      <w:tblGrid>
-        <w:gridCol w:w="4882"/>
-        <w:gridCol w:w="4882"/>
-      </w:tblGrid>
-      <w:tr>
-        <w:tc>
-          <w:tcPr>
-            <w:tcW w:type="dxa" w:w="4882"/>
-            <w:tcW w:w="430" w:type="dxa"/>
+      <w:tr>
+        <w:tc>
+          <w:tcPr>
+            <w:tcW w:type="dxa" w:w="430"/>
             <w:shd w:fill="166534"/>
             <w:tcMar>
               <w:top w:w="40" w:type="dxa"/>
@@ -3706,8 +3484,7 @@
         </w:tc>
         <w:tc>
           <w:tcPr>
-            <w:tcW w:type="dxa" w:w="4882"/>
-            <w:tcW w:w="7900" w:type="dxa"/>
+            <w:tcW w:type="dxa" w:w="7900"/>
             <w:tcMar>
               <w:top w:w="45" w:type="dxa"/>
               <w:start w:w="120" w:type="dxa"/>
@@ -3730,22 +3507,10 @@
           </w:p>
         </w:tc>
       </w:tr>
-    </w:tbl>
-    <w:tbl>
-      <w:tblPr>
-        <w:tblW w:type="auto" w:w="0"/>
-        <w:tblLayout w:type="fixed"/>
-        <w:tblLook w:firstColumn="1" w:firstRow="1" w:lastColumn="0" w:lastRow="0" w:noHBand="0" w:noVBand="1" w:val="04A0"/>
-      </w:tblPr>
-      <w:tblGrid>
-        <w:gridCol w:w="4882"/>
-        <w:gridCol w:w="4882"/>
-      </w:tblGrid>
-      <w:tr>
-        <w:tc>
-          <w:tcPr>
-            <w:tcW w:type="dxa" w:w="4882"/>
-            <w:tcW w:w="430" w:type="dxa"/>
+      <w:tr>
+        <w:tc>
+          <w:tcPr>
+            <w:tcW w:type="dxa" w:w="430"/>
             <w:shd w:fill="166534"/>
             <w:tcMar>
               <w:top w:w="40" w:type="dxa"/>
@@ -3773,8 +3538,7 @@
         </w:tc>
         <w:tc>
           <w:tcPr>
-            <w:tcW w:type="dxa" w:w="4882"/>
-            <w:tcW w:w="7900" w:type="dxa"/>
+            <w:tcW w:type="dxa" w:w="7900"/>
             <w:tcMar>
               <w:top w:w="45" w:type="dxa"/>
               <w:start w:w="120" w:type="dxa"/>
@@ -3806,7 +3570,7 @@
         <w:drawing>
           <wp:inline xmlns:a="http://schemas.openxmlformats.org/drawingml/2006/main" xmlns:pic="http://schemas.openxmlformats.org/drawingml/2006/picture">
             <wp:extent cx="5212080" cy="2931795"/>
-            <wp:docPr id="4" name="Picture 4"/>
+            <wp:docPr id="3" name="Picture 3" descr="Bidang utama untuk satu pos APBDes." title="Bidang utama untuk satu pos APBDes."/>
             <wp:cNvGraphicFramePr>
               <a:graphicFrameLocks noChangeAspect="1"/>
             </wp:cNvGraphicFramePr>
@@ -3954,7 +3718,7 @@
         </w:trPr>
         <w:tc>
           <w:tcPr>
-            <w:tcW w:type="dxa" w:w="4882"/>
+            <w:tcW w:type="dxa" w:w="4250"/>
             <w:shd w:fill="174C37"/>
             <w:tcMar>
               <w:top w:w="110" w:type="dxa"/>
@@ -3962,7 +3726,6 @@
               <w:bottom w:w="110" w:type="dxa"/>
               <w:end w:w="130" w:type="dxa"/>
             </w:tcMar>
-            <w:tcW w:w="4250" w:type="dxa"/>
           </w:tcPr>
           <w:p>
             <w:r>
@@ -3979,7 +3742,7 @@
         </w:tc>
         <w:tc>
           <w:tcPr>
-            <w:tcW w:type="dxa" w:w="4882"/>
+            <w:tcW w:type="dxa" w:w="4250"/>
             <w:shd w:fill="174C37"/>
             <w:tcMar>
               <w:top w:w="110" w:type="dxa"/>
@@ -3987,7 +3750,6 @@
               <w:bottom w:w="110" w:type="dxa"/>
               <w:end w:w="130" w:type="dxa"/>
             </w:tcMar>
-            <w:tcW w:w="4250" w:type="dxa"/>
           </w:tcPr>
           <w:p>
             <w:r>
@@ -4006,14 +3768,13 @@
       <w:tr>
         <w:tc>
           <w:tcPr>
-            <w:tcW w:type="dxa" w:w="4882"/>
+            <w:tcW w:type="dxa" w:w="4250"/>
             <w:tcMar>
               <w:top w:w="110" w:type="dxa"/>
               <w:start w:w="130" w:type="dxa"/>
               <w:bottom w:w="110" w:type="dxa"/>
               <w:end w:w="130" w:type="dxa"/>
             </w:tcMar>
-            <w:tcW w:w="4250" w:type="dxa"/>
           </w:tcPr>
           <w:p>
             <w:r>
@@ -4030,14 +3791,13 @@
         </w:tc>
         <w:tc>
           <w:tcPr>
-            <w:tcW w:type="dxa" w:w="4882"/>
+            <w:tcW w:type="dxa" w:w="4250"/>
             <w:tcMar>
               <w:top w:w="110" w:type="dxa"/>
               <w:start w:w="130" w:type="dxa"/>
               <w:bottom w:w="110" w:type="dxa"/>
               <w:end w:w="130" w:type="dxa"/>
             </w:tcMar>
-            <w:tcW w:w="4250" w:type="dxa"/>
           </w:tcPr>
           <w:p>
             <w:r>
@@ -4056,14 +3816,13 @@
       <w:tr>
         <w:tc>
           <w:tcPr>
-            <w:tcW w:type="dxa" w:w="4882"/>
+            <w:tcW w:type="dxa" w:w="4250"/>
             <w:tcMar>
               <w:top w:w="110" w:type="dxa"/>
               <w:start w:w="130" w:type="dxa"/>
               <w:bottom w:w="110" w:type="dxa"/>
               <w:end w:w="130" w:type="dxa"/>
             </w:tcMar>
-            <w:tcW w:w="4250" w:type="dxa"/>
           </w:tcPr>
           <w:p>
             <w:r>
@@ -4080,14 +3839,13 @@
         </w:tc>
         <w:tc>
           <w:tcPr>
-            <w:tcW w:type="dxa" w:w="4882"/>
+            <w:tcW w:type="dxa" w:w="4250"/>
             <w:tcMar>
               <w:top w:w="110" w:type="dxa"/>
               <w:start w:w="130" w:type="dxa"/>
               <w:bottom w:w="110" w:type="dxa"/>
               <w:end w:w="130" w:type="dxa"/>
             </w:tcMar>
-            <w:tcW w:w="4250" w:type="dxa"/>
           </w:tcPr>
           <w:p>
             <w:r>
@@ -4106,14 +3864,13 @@
       <w:tr>
         <w:tc>
           <w:tcPr>
-            <w:tcW w:type="dxa" w:w="4882"/>
+            <w:tcW w:type="dxa" w:w="4250"/>
             <w:tcMar>
               <w:top w:w="110" w:type="dxa"/>
               <w:start w:w="130" w:type="dxa"/>
               <w:bottom w:w="110" w:type="dxa"/>
               <w:end w:w="130" w:type="dxa"/>
             </w:tcMar>
-            <w:tcW w:w="4250" w:type="dxa"/>
           </w:tcPr>
           <w:p>
             <w:r>
@@ -4130,14 +3887,13 @@
         </w:tc>
         <w:tc>
           <w:tcPr>
-            <w:tcW w:type="dxa" w:w="4882"/>
+            <w:tcW w:type="dxa" w:w="4250"/>
             <w:tcMar>
               <w:top w:w="110" w:type="dxa"/>
               <w:start w:w="130" w:type="dxa"/>
               <w:bottom w:w="110" w:type="dxa"/>
               <w:end w:w="130" w:type="dxa"/>
             </w:tcMar>
-            <w:tcW w:w="4250" w:type="dxa"/>
           </w:tcPr>
           <w:p>
             <w:r>
@@ -4154,6 +3910,21 @@
         </w:tc>
       </w:tr>
     </w:tbl>
+    <w:p>
+      <w:pPr>
+        <w:spacing w:before="0" w:after="0" w:line="20" w:lineRule="exact"/>
+      </w:pPr>
+      <w:r>
+        <w:rPr>
+          <w:rFonts w:ascii="Calibri" w:hAnsi="Calibri"/>
+          <w:b w:val="0"/>
+          <w:i w:val="0"/>
+          <w:color w:val="252B28"/>
+          <w:sz w:val="2"/>
+        </w:rPr>
+        <w:t>​</w:t>
+      </w:r>
+    </w:p>
     <w:tbl>
       <w:tblPr>
         <w:tblW w:type="auto" w:w="0"/>
@@ -4161,14 +3932,13 @@
         <w:tblLook w:firstColumn="1" w:firstRow="1" w:lastColumn="0" w:lastRow="0" w:noHBand="0" w:noVBand="1" w:val="04A0"/>
       </w:tblPr>
       <w:tblGrid>
-        <w:gridCol w:w="4882"/>
-        <w:gridCol w:w="4882"/>
+        <w:gridCol w:w="430"/>
+        <w:gridCol w:w="7900"/>
       </w:tblGrid>
       <w:tr>
         <w:tc>
           <w:tcPr>
-            <w:tcW w:type="dxa" w:w="4882"/>
-            <w:tcW w:w="430" w:type="dxa"/>
+            <w:tcW w:type="dxa" w:w="430"/>
             <w:shd w:fill="166534"/>
             <w:tcMar>
               <w:top w:w="40" w:type="dxa"/>
@@ -4196,8 +3966,7 @@
         </w:tc>
         <w:tc>
           <w:tcPr>
-            <w:tcW w:type="dxa" w:w="4882"/>
-            <w:tcW w:w="7900" w:type="dxa"/>
+            <w:tcW w:type="dxa" w:w="7900"/>
             <w:tcMar>
               <w:top w:w="45" w:type="dxa"/>
               <w:start w:w="120" w:type="dxa"/>
@@ -4220,22 +3989,10 @@
           </w:p>
         </w:tc>
       </w:tr>
-    </w:tbl>
-    <w:tbl>
-      <w:tblPr>
-        <w:tblW w:type="auto" w:w="0"/>
-        <w:tblLayout w:type="fixed"/>
-        <w:tblLook w:firstColumn="1" w:firstRow="1" w:lastColumn="0" w:lastRow="0" w:noHBand="0" w:noVBand="1" w:val="04A0"/>
-      </w:tblPr>
-      <w:tblGrid>
-        <w:gridCol w:w="4882"/>
-        <w:gridCol w:w="4882"/>
-      </w:tblGrid>
-      <w:tr>
-        <w:tc>
-          <w:tcPr>
-            <w:tcW w:type="dxa" w:w="4882"/>
-            <w:tcW w:w="430" w:type="dxa"/>
+      <w:tr>
+        <w:tc>
+          <w:tcPr>
+            <w:tcW w:type="dxa" w:w="430"/>
             <w:shd w:fill="166534"/>
             <w:tcMar>
               <w:top w:w="40" w:type="dxa"/>
@@ -4263,8 +4020,7 @@
         </w:tc>
         <w:tc>
           <w:tcPr>
-            <w:tcW w:type="dxa" w:w="4882"/>
-            <w:tcW w:w="7900" w:type="dxa"/>
+            <w:tcW w:type="dxa" w:w="7900"/>
             <w:tcMar>
               <w:top w:w="45" w:type="dxa"/>
               <w:start w:w="120" w:type="dxa"/>
@@ -4287,22 +4043,10 @@
           </w:p>
         </w:tc>
       </w:tr>
-    </w:tbl>
-    <w:tbl>
-      <w:tblPr>
-        <w:tblW w:type="auto" w:w="0"/>
-        <w:tblLayout w:type="fixed"/>
-        <w:tblLook w:firstColumn="1" w:firstRow="1" w:lastColumn="0" w:lastRow="0" w:noHBand="0" w:noVBand="1" w:val="04A0"/>
-      </w:tblPr>
-      <w:tblGrid>
-        <w:gridCol w:w="4882"/>
-        <w:gridCol w:w="4882"/>
-      </w:tblGrid>
-      <w:tr>
-        <w:tc>
-          <w:tcPr>
-            <w:tcW w:type="dxa" w:w="4882"/>
-            <w:tcW w:w="430" w:type="dxa"/>
+      <w:tr>
+        <w:tc>
+          <w:tcPr>
+            <w:tcW w:type="dxa" w:w="430"/>
             <w:shd w:fill="166534"/>
             <w:tcMar>
               <w:top w:w="40" w:type="dxa"/>
@@ -4330,8 +4074,7 @@
         </w:tc>
         <w:tc>
           <w:tcPr>
-            <w:tcW w:type="dxa" w:w="4882"/>
-            <w:tcW w:w="7900" w:type="dxa"/>
+            <w:tcW w:type="dxa" w:w="7900"/>
             <w:tcMar>
               <w:top w:w="45" w:type="dxa"/>
               <w:start w:w="120" w:type="dxa"/>
@@ -4354,22 +4097,10 @@
           </w:p>
         </w:tc>
       </w:tr>
-    </w:tbl>
-    <w:tbl>
-      <w:tblPr>
-        <w:tblW w:type="auto" w:w="0"/>
-        <w:tblLayout w:type="fixed"/>
-        <w:tblLook w:firstColumn="1" w:firstRow="1" w:lastColumn="0" w:lastRow="0" w:noHBand="0" w:noVBand="1" w:val="04A0"/>
-      </w:tblPr>
-      <w:tblGrid>
-        <w:gridCol w:w="4882"/>
-        <w:gridCol w:w="4882"/>
-      </w:tblGrid>
-      <w:tr>
-        <w:tc>
-          <w:tcPr>
-            <w:tcW w:type="dxa" w:w="4882"/>
-            <w:tcW w:w="430" w:type="dxa"/>
+      <w:tr>
+        <w:tc>
+          <w:tcPr>
+            <w:tcW w:type="dxa" w:w="430"/>
             <w:shd w:fill="166534"/>
             <w:tcMar>
               <w:top w:w="40" w:type="dxa"/>
@@ -4397,8 +4128,7 @@
         </w:tc>
         <w:tc>
           <w:tcPr>
-            <w:tcW w:type="dxa" w:w="4882"/>
-            <w:tcW w:w="7900" w:type="dxa"/>
+            <w:tcW w:type="dxa" w:w="7900"/>
             <w:tcMar>
               <w:top w:w="45" w:type="dxa"/>
               <w:start w:w="120" w:type="dxa"/>
@@ -4421,22 +4151,10 @@
           </w:p>
         </w:tc>
       </w:tr>
-    </w:tbl>
-    <w:tbl>
-      <w:tblPr>
-        <w:tblW w:type="auto" w:w="0"/>
-        <w:tblLayout w:type="fixed"/>
-        <w:tblLook w:firstColumn="1" w:firstRow="1" w:lastColumn="0" w:lastRow="0" w:noHBand="0" w:noVBand="1" w:val="04A0"/>
-      </w:tblPr>
-      <w:tblGrid>
-        <w:gridCol w:w="4882"/>
-        <w:gridCol w:w="4882"/>
-      </w:tblGrid>
-      <w:tr>
-        <w:tc>
-          <w:tcPr>
-            <w:tcW w:type="dxa" w:w="4882"/>
-            <w:tcW w:w="430" w:type="dxa"/>
+      <w:tr>
+        <w:tc>
+          <w:tcPr>
+            <w:tcW w:type="dxa" w:w="430"/>
             <w:shd w:fill="166534"/>
             <w:tcMar>
               <w:top w:w="40" w:type="dxa"/>
@@ -4464,8 +4182,7 @@
         </w:tc>
         <w:tc>
           <w:tcPr>
-            <w:tcW w:type="dxa" w:w="4882"/>
-            <w:tcW w:w="7900" w:type="dxa"/>
+            <w:tcW w:type="dxa" w:w="7900"/>
             <w:tcMar>
               <w:top w:w="45" w:type="dxa"/>
               <w:start w:w="120" w:type="dxa"/>
@@ -4521,6 +4238,21 @@
         <w:t>UMKM Desa</w:t>
       </w:r>
     </w:p>
+    <w:p>
+      <w:pPr>
+        <w:spacing w:before="0" w:after="0" w:line="20" w:lineRule="exact"/>
+      </w:pPr>
+      <w:r>
+        <w:rPr>
+          <w:rFonts w:ascii="Calibri" w:hAnsi="Calibri"/>
+          <w:b w:val="0"/>
+          <w:i w:val="0"/>
+          <w:color w:val="252B28"/>
+          <w:sz w:val="2"/>
+        </w:rPr>
+        <w:t>​</w:t>
+      </w:r>
+    </w:p>
     <w:tbl>
       <w:tblPr>
         <w:tblW w:type="auto" w:w="0"/>
@@ -4528,14 +4260,13 @@
         <w:tblLook w:firstColumn="1" w:firstRow="1" w:lastColumn="0" w:lastRow="0" w:noHBand="0" w:noVBand="1" w:val="04A0"/>
       </w:tblPr>
       <w:tblGrid>
-        <w:gridCol w:w="4882"/>
-        <w:gridCol w:w="4882"/>
+        <w:gridCol w:w="430"/>
+        <w:gridCol w:w="7900"/>
       </w:tblGrid>
       <w:tr>
         <w:tc>
           <w:tcPr>
-            <w:tcW w:type="dxa" w:w="4882"/>
-            <w:tcW w:w="430" w:type="dxa"/>
+            <w:tcW w:type="dxa" w:w="430"/>
             <w:shd w:fill="166534"/>
             <w:tcMar>
               <w:top w:w="40" w:type="dxa"/>
@@ -4563,8 +4294,7 @@
         </w:tc>
         <w:tc>
           <w:tcPr>
-            <w:tcW w:type="dxa" w:w="4882"/>
-            <w:tcW w:w="7900" w:type="dxa"/>
+            <w:tcW w:type="dxa" w:w="7900"/>
             <w:tcMar>
               <w:top w:w="45" w:type="dxa"/>
               <w:start w:w="120" w:type="dxa"/>
@@ -4587,22 +4317,10 @@
           </w:p>
         </w:tc>
       </w:tr>
-    </w:tbl>
-    <w:tbl>
-      <w:tblPr>
-        <w:tblW w:type="auto" w:w="0"/>
-        <w:tblLayout w:type="fixed"/>
-        <w:tblLook w:firstColumn="1" w:firstRow="1" w:lastColumn="0" w:lastRow="0" w:noHBand="0" w:noVBand="1" w:val="04A0"/>
-      </w:tblPr>
-      <w:tblGrid>
-        <w:gridCol w:w="4882"/>
-        <w:gridCol w:w="4882"/>
-      </w:tblGrid>
-      <w:tr>
-        <w:tc>
-          <w:tcPr>
-            <w:tcW w:type="dxa" w:w="4882"/>
-            <w:tcW w:w="430" w:type="dxa"/>
+      <w:tr>
+        <w:tc>
+          <w:tcPr>
+            <w:tcW w:type="dxa" w:w="430"/>
             <w:shd w:fill="166534"/>
             <w:tcMar>
               <w:top w:w="40" w:type="dxa"/>
@@ -4630,8 +4348,7 @@
         </w:tc>
         <w:tc>
           <w:tcPr>
-            <w:tcW w:type="dxa" w:w="4882"/>
-            <w:tcW w:w="7900" w:type="dxa"/>
+            <w:tcW w:type="dxa" w:w="7900"/>
             <w:tcMar>
               <w:top w:w="45" w:type="dxa"/>
               <w:start w:w="120" w:type="dxa"/>
@@ -4654,22 +4371,10 @@
           </w:p>
         </w:tc>
       </w:tr>
-    </w:tbl>
-    <w:tbl>
-      <w:tblPr>
-        <w:tblW w:type="auto" w:w="0"/>
-        <w:tblLayout w:type="fixed"/>
-        <w:tblLook w:firstColumn="1" w:firstRow="1" w:lastColumn="0" w:lastRow="0" w:noHBand="0" w:noVBand="1" w:val="04A0"/>
-      </w:tblPr>
-      <w:tblGrid>
-        <w:gridCol w:w="4882"/>
-        <w:gridCol w:w="4882"/>
-      </w:tblGrid>
-      <w:tr>
-        <w:tc>
-          <w:tcPr>
-            <w:tcW w:type="dxa" w:w="4882"/>
-            <w:tcW w:w="430" w:type="dxa"/>
+      <w:tr>
+        <w:tc>
+          <w:tcPr>
+            <w:tcW w:type="dxa" w:w="430"/>
             <w:shd w:fill="166534"/>
             <w:tcMar>
               <w:top w:w="40" w:type="dxa"/>
@@ -4697,8 +4402,7 @@
         </w:tc>
         <w:tc>
           <w:tcPr>
-            <w:tcW w:type="dxa" w:w="4882"/>
-            <w:tcW w:w="7900" w:type="dxa"/>
+            <w:tcW w:type="dxa" w:w="7900"/>
             <w:tcMar>
               <w:top w:w="45" w:type="dxa"/>
               <w:start w:w="120" w:type="dxa"/>
@@ -4721,22 +4425,10 @@
           </w:p>
         </w:tc>
       </w:tr>
-    </w:tbl>
-    <w:tbl>
-      <w:tblPr>
-        <w:tblW w:type="auto" w:w="0"/>
-        <w:tblLayout w:type="fixed"/>
-        <w:tblLook w:firstColumn="1" w:firstRow="1" w:lastColumn="0" w:lastRow="0" w:noHBand="0" w:noVBand="1" w:val="04A0"/>
-      </w:tblPr>
-      <w:tblGrid>
-        <w:gridCol w:w="4882"/>
-        <w:gridCol w:w="4882"/>
-      </w:tblGrid>
-      <w:tr>
-        <w:tc>
-          <w:tcPr>
-            <w:tcW w:type="dxa" w:w="4882"/>
-            <w:tcW w:w="430" w:type="dxa"/>
+      <w:tr>
+        <w:tc>
+          <w:tcPr>
+            <w:tcW w:type="dxa" w:w="430"/>
             <w:shd w:fill="166534"/>
             <w:tcMar>
               <w:top w:w="40" w:type="dxa"/>
@@ -4764,8 +4456,7 @@
         </w:tc>
         <w:tc>
           <w:tcPr>
-            <w:tcW w:type="dxa" w:w="4882"/>
-            <w:tcW w:w="7900" w:type="dxa"/>
+            <w:tcW w:type="dxa" w:w="7900"/>
             <w:tcMar>
               <w:top w:w="45" w:type="dxa"/>
               <w:start w:w="120" w:type="dxa"/>
@@ -4788,22 +4479,10 @@
           </w:p>
         </w:tc>
       </w:tr>
-    </w:tbl>
-    <w:tbl>
-      <w:tblPr>
-        <w:tblW w:type="auto" w:w="0"/>
-        <w:tblLayout w:type="fixed"/>
-        <w:tblLook w:firstColumn="1" w:firstRow="1" w:lastColumn="0" w:lastRow="0" w:noHBand="0" w:noVBand="1" w:val="04A0"/>
-      </w:tblPr>
-      <w:tblGrid>
-        <w:gridCol w:w="4882"/>
-        <w:gridCol w:w="4882"/>
-      </w:tblGrid>
-      <w:tr>
-        <w:tc>
-          <w:tcPr>
-            <w:tcW w:type="dxa" w:w="4882"/>
-            <w:tcW w:w="430" w:type="dxa"/>
+      <w:tr>
+        <w:tc>
+          <w:tcPr>
+            <w:tcW w:type="dxa" w:w="430"/>
             <w:shd w:fill="166534"/>
             <w:tcMar>
               <w:top w:w="40" w:type="dxa"/>
@@ -4831,8 +4510,7 @@
         </w:tc>
         <w:tc>
           <w:tcPr>
-            <w:tcW w:type="dxa" w:w="4882"/>
-            <w:tcW w:w="7900" w:type="dxa"/>
+            <w:tcW w:type="dxa" w:w="7900"/>
             <w:tcMar>
               <w:top w:w="45" w:type="dxa"/>
               <w:start w:w="120" w:type="dxa"/>
@@ -4942,6 +4620,21 @@
         <w:t>Administrasi Daring menampilkan jenis surat, persyaratan, dan tautan formulir. Kontak menampilkan nomor layanan yang dapat dipilih warga.</w:t>
       </w:r>
     </w:p>
+    <w:p>
+      <w:pPr>
+        <w:spacing w:before="0" w:after="0" w:line="20" w:lineRule="exact"/>
+      </w:pPr>
+      <w:r>
+        <w:rPr>
+          <w:rFonts w:ascii="Calibri" w:hAnsi="Calibri"/>
+          <w:b w:val="0"/>
+          <w:i w:val="0"/>
+          <w:color w:val="252B28"/>
+          <w:sz w:val="2"/>
+        </w:rPr>
+        <w:t>​</w:t>
+      </w:r>
+    </w:p>
     <w:tbl>
       <w:tblPr>
         <w:tblW w:type="auto" w:w="0"/>
@@ -4949,14 +4642,13 @@
         <w:tblLook w:firstColumn="1" w:firstRow="1" w:lastColumn="0" w:lastRow="0" w:noHBand="0" w:noVBand="1" w:val="04A0"/>
       </w:tblPr>
       <w:tblGrid>
-        <w:gridCol w:w="4882"/>
-        <w:gridCol w:w="4882"/>
+        <w:gridCol w:w="430"/>
+        <w:gridCol w:w="7900"/>
       </w:tblGrid>
       <w:tr>
         <w:tc>
           <w:tcPr>
-            <w:tcW w:type="dxa" w:w="4882"/>
-            <w:tcW w:w="430" w:type="dxa"/>
+            <w:tcW w:type="dxa" w:w="430"/>
             <w:shd w:fill="166534"/>
             <w:tcMar>
               <w:top w:w="40" w:type="dxa"/>
@@ -4984,8 +4676,7 @@
         </w:tc>
         <w:tc>
           <w:tcPr>
-            <w:tcW w:type="dxa" w:w="4882"/>
-            <w:tcW w:w="7900" w:type="dxa"/>
+            <w:tcW w:type="dxa" w:w="7900"/>
             <w:tcMar>
               <w:top w:w="45" w:type="dxa"/>
               <w:start w:w="120" w:type="dxa"/>
@@ -5008,22 +4699,10 @@
           </w:p>
         </w:tc>
       </w:tr>
-    </w:tbl>
-    <w:tbl>
-      <w:tblPr>
-        <w:tblW w:type="auto" w:w="0"/>
-        <w:tblLayout w:type="fixed"/>
-        <w:tblLook w:firstColumn="1" w:firstRow="1" w:lastColumn="0" w:lastRow="0" w:noHBand="0" w:noVBand="1" w:val="04A0"/>
-      </w:tblPr>
-      <w:tblGrid>
-        <w:gridCol w:w="4882"/>
-        <w:gridCol w:w="4882"/>
-      </w:tblGrid>
-      <w:tr>
-        <w:tc>
-          <w:tcPr>
-            <w:tcW w:type="dxa" w:w="4882"/>
-            <w:tcW w:w="430" w:type="dxa"/>
+      <w:tr>
+        <w:tc>
+          <w:tcPr>
+            <w:tcW w:type="dxa" w:w="430"/>
             <w:shd w:fill="166534"/>
             <w:tcMar>
               <w:top w:w="40" w:type="dxa"/>
@@ -5051,8 +4730,7 @@
         </w:tc>
         <w:tc>
           <w:tcPr>
-            <w:tcW w:type="dxa" w:w="4882"/>
-            <w:tcW w:w="7900" w:type="dxa"/>
+            <w:tcW w:type="dxa" w:w="7900"/>
             <w:tcMar>
               <w:top w:w="45" w:type="dxa"/>
               <w:start w:w="120" w:type="dxa"/>
@@ -5075,22 +4753,10 @@
           </w:p>
         </w:tc>
       </w:tr>
-    </w:tbl>
-    <w:tbl>
-      <w:tblPr>
-        <w:tblW w:type="auto" w:w="0"/>
-        <w:tblLayout w:type="fixed"/>
-        <w:tblLook w:firstColumn="1" w:firstRow="1" w:lastColumn="0" w:lastRow="0" w:noHBand="0" w:noVBand="1" w:val="04A0"/>
-      </w:tblPr>
-      <w:tblGrid>
-        <w:gridCol w:w="4882"/>
-        <w:gridCol w:w="4882"/>
-      </w:tblGrid>
-      <w:tr>
-        <w:tc>
-          <w:tcPr>
-            <w:tcW w:type="dxa" w:w="4882"/>
-            <w:tcW w:w="430" w:type="dxa"/>
+      <w:tr>
+        <w:tc>
+          <w:tcPr>
+            <w:tcW w:type="dxa" w:w="430"/>
             <w:shd w:fill="166534"/>
             <w:tcMar>
               <w:top w:w="40" w:type="dxa"/>
@@ -5118,8 +4784,7 @@
         </w:tc>
         <w:tc>
           <w:tcPr>
-            <w:tcW w:type="dxa" w:w="4882"/>
-            <w:tcW w:w="7900" w:type="dxa"/>
+            <w:tcW w:type="dxa" w:w="7900"/>
             <w:tcMar>
               <w:top w:w="45" w:type="dxa"/>
               <w:start w:w="120" w:type="dxa"/>
@@ -5142,22 +4807,10 @@
           </w:p>
         </w:tc>
       </w:tr>
-    </w:tbl>
-    <w:tbl>
-      <w:tblPr>
-        <w:tblW w:type="auto" w:w="0"/>
-        <w:tblLayout w:type="fixed"/>
-        <w:tblLook w:firstColumn="1" w:firstRow="1" w:lastColumn="0" w:lastRow="0" w:noHBand="0" w:noVBand="1" w:val="04A0"/>
-      </w:tblPr>
-      <w:tblGrid>
-        <w:gridCol w:w="4882"/>
-        <w:gridCol w:w="4882"/>
-      </w:tblGrid>
-      <w:tr>
-        <w:tc>
-          <w:tcPr>
-            <w:tcW w:type="dxa" w:w="4882"/>
-            <w:tcW w:w="430" w:type="dxa"/>
+      <w:tr>
+        <w:tc>
+          <w:tcPr>
+            <w:tcW w:type="dxa" w:w="430"/>
             <w:shd w:fill="166534"/>
             <w:tcMar>
               <w:top w:w="40" w:type="dxa"/>
@@ -5185,8 +4838,7 @@
         </w:tc>
         <w:tc>
           <w:tcPr>
-            <w:tcW w:type="dxa" w:w="4882"/>
-            <w:tcW w:w="7900" w:type="dxa"/>
+            <w:tcW w:type="dxa" w:w="7900"/>
             <w:tcMar>
               <w:top w:w="45" w:type="dxa"/>
               <w:start w:w="120" w:type="dxa"/>
@@ -5291,6 +4943,21 @@
         <w:t>Galeri Foto</w:t>
       </w:r>
     </w:p>
+    <w:p>
+      <w:pPr>
+        <w:spacing w:before="0" w:after="0" w:line="20" w:lineRule="exact"/>
+      </w:pPr>
+      <w:r>
+        <w:rPr>
+          <w:rFonts w:ascii="Calibri" w:hAnsi="Calibri"/>
+          <w:b w:val="0"/>
+          <w:i w:val="0"/>
+          <w:color w:val="252B28"/>
+          <w:sz w:val="2"/>
+        </w:rPr>
+        <w:t>​</w:t>
+      </w:r>
+    </w:p>
     <w:tbl>
       <w:tblPr>
         <w:tblW w:type="auto" w:w="0"/>
@@ -5298,14 +4965,13 @@
         <w:tblLook w:firstColumn="1" w:firstRow="1" w:lastColumn="0" w:lastRow="0" w:noHBand="0" w:noVBand="1" w:val="04A0"/>
       </w:tblPr>
       <w:tblGrid>
-        <w:gridCol w:w="4882"/>
-        <w:gridCol w:w="4882"/>
+        <w:gridCol w:w="430"/>
+        <w:gridCol w:w="7900"/>
       </w:tblGrid>
       <w:tr>
         <w:tc>
           <w:tcPr>
-            <w:tcW w:type="dxa" w:w="4882"/>
-            <w:tcW w:w="430" w:type="dxa"/>
+            <w:tcW w:type="dxa" w:w="430"/>
             <w:shd w:fill="166534"/>
             <w:tcMar>
               <w:top w:w="40" w:type="dxa"/>
@@ -5333,8 +4999,7 @@
         </w:tc>
         <w:tc>
           <w:tcPr>
-            <w:tcW w:type="dxa" w:w="4882"/>
-            <w:tcW w:w="7900" w:type="dxa"/>
+            <w:tcW w:type="dxa" w:w="7900"/>
             <w:tcMar>
               <w:top w:w="45" w:type="dxa"/>
               <w:start w:w="120" w:type="dxa"/>
@@ -5357,22 +5022,10 @@
           </w:p>
         </w:tc>
       </w:tr>
-    </w:tbl>
-    <w:tbl>
-      <w:tblPr>
-        <w:tblW w:type="auto" w:w="0"/>
-        <w:tblLayout w:type="fixed"/>
-        <w:tblLook w:firstColumn="1" w:firstRow="1" w:lastColumn="0" w:lastRow="0" w:noHBand="0" w:noVBand="1" w:val="04A0"/>
-      </w:tblPr>
-      <w:tblGrid>
-        <w:gridCol w:w="4882"/>
-        <w:gridCol w:w="4882"/>
-      </w:tblGrid>
-      <w:tr>
-        <w:tc>
-          <w:tcPr>
-            <w:tcW w:type="dxa" w:w="4882"/>
-            <w:tcW w:w="430" w:type="dxa"/>
+      <w:tr>
+        <w:tc>
+          <w:tcPr>
+            <w:tcW w:type="dxa" w:w="430"/>
             <w:shd w:fill="166534"/>
             <w:tcMar>
               <w:top w:w="40" w:type="dxa"/>
@@ -5400,8 +5053,7 @@
         </w:tc>
         <w:tc>
           <w:tcPr>
-            <w:tcW w:type="dxa" w:w="4882"/>
-            <w:tcW w:w="7900" w:type="dxa"/>
+            <w:tcW w:type="dxa" w:w="7900"/>
             <w:tcMar>
               <w:top w:w="45" w:type="dxa"/>
               <w:start w:w="120" w:type="dxa"/>
@@ -5424,22 +5076,10 @@
           </w:p>
         </w:tc>
       </w:tr>
-    </w:tbl>
-    <w:tbl>
-      <w:tblPr>
-        <w:tblW w:type="auto" w:w="0"/>
-        <w:tblLayout w:type="fixed"/>
-        <w:tblLook w:firstColumn="1" w:firstRow="1" w:lastColumn="0" w:lastRow="0" w:noHBand="0" w:noVBand="1" w:val="04A0"/>
-      </w:tblPr>
-      <w:tblGrid>
-        <w:gridCol w:w="4882"/>
-        <w:gridCol w:w="4882"/>
-      </w:tblGrid>
-      <w:tr>
-        <w:tc>
-          <w:tcPr>
-            <w:tcW w:type="dxa" w:w="4882"/>
-            <w:tcW w:w="430" w:type="dxa"/>
+      <w:tr>
+        <w:tc>
+          <w:tcPr>
+            <w:tcW w:type="dxa" w:w="430"/>
             <w:shd w:fill="166534"/>
             <w:tcMar>
               <w:top w:w="40" w:type="dxa"/>
@@ -5467,8 +5107,7 @@
         </w:tc>
         <w:tc>
           <w:tcPr>
-            <w:tcW w:type="dxa" w:w="4882"/>
-            <w:tcW w:w="7900" w:type="dxa"/>
+            <w:tcW w:type="dxa" w:w="7900"/>
             <w:tcMar>
               <w:top w:w="45" w:type="dxa"/>
               <w:start w:w="120" w:type="dxa"/>
@@ -5491,22 +5130,10 @@
           </w:p>
         </w:tc>
       </w:tr>
-    </w:tbl>
-    <w:tbl>
-      <w:tblPr>
-        <w:tblW w:type="auto" w:w="0"/>
-        <w:tblLayout w:type="fixed"/>
-        <w:tblLook w:firstColumn="1" w:firstRow="1" w:lastColumn="0" w:lastRow="0" w:noHBand="0" w:noVBand="1" w:val="04A0"/>
-      </w:tblPr>
-      <w:tblGrid>
-        <w:gridCol w:w="4882"/>
-        <w:gridCol w:w="4882"/>
-      </w:tblGrid>
-      <w:tr>
-        <w:tc>
-          <w:tcPr>
-            <w:tcW w:type="dxa" w:w="4882"/>
-            <w:tcW w:w="430" w:type="dxa"/>
+      <w:tr>
+        <w:tc>
+          <w:tcPr>
+            <w:tcW w:type="dxa" w:w="430"/>
             <w:shd w:fill="166534"/>
             <w:tcMar>
               <w:top w:w="40" w:type="dxa"/>
@@ -5534,8 +5161,7 @@
         </w:tc>
         <w:tc>
           <w:tcPr>
-            <w:tcW w:type="dxa" w:w="4882"/>
-            <w:tcW w:w="7900" w:type="dxa"/>
+            <w:tcW w:type="dxa" w:w="7900"/>
             <w:tcMar>
               <w:top w:w="45" w:type="dxa"/>
               <w:start w:w="120" w:type="dxa"/>
@@ -5567,7 +5193,7 @@
         <w:drawing>
           <wp:inline xmlns:a="http://schemas.openxmlformats.org/drawingml/2006/main" xmlns:pic="http://schemas.openxmlformats.org/drawingml/2006/picture">
             <wp:extent cx="5212080" cy="2931795"/>
-            <wp:docPr id="5" name="Picture 5"/>
+            <wp:docPr id="4" name="Picture 4" descr="Ilustrasi halaman pemilihan dan pengunggahan gambar." title="Ilustrasi halaman pemilihan dan pengunggahan gambar."/>
             <wp:cNvGraphicFramePr>
               <a:graphicFrameLocks noChangeAspect="1"/>
             </wp:cNvGraphicFramePr>
@@ -5632,6 +5258,17 @@
         </w:numPr>
       </w:pPr>
       <w:r>
+        <w:t>Usahakan ukuran foto tidak lebih dari 5 MB; saat ini batas ukuran belum dipaksakan oleh halaman admin.</w:t>
+      </w:r>
+    </w:p>
+    <w:p>
+      <w:pPr>
+        <w:numPr>
+          <w:ilvl w:val="0"/>
+          <w:numId w:val="2"/>
+        </w:numPr>
+      </w:pPr>
+      <w:r>
         <w:t>Gunakan nama berkas yang jelas dan tanpa karakter aneh.</w:t>
       </w:r>
     </w:p>
@@ -5681,6 +5318,337 @@
     <w:p>
       <w:r>
         <w:t>Halaman Website berisi teks dan gambar khusus untuk Beranda, Profil, Potensi, dan Layanan. Pengaturan berisi identitas yang dipakai di banyak halaman.</w:t>
+      </w:r>
+    </w:p>
+    <w:p>
+      <w:pPr>
+        <w:spacing w:before="0" w:after="0" w:line="20" w:lineRule="exact"/>
+      </w:pPr>
+      <w:r>
+        <w:rPr>
+          <w:rFonts w:ascii="Calibri" w:hAnsi="Calibri"/>
+          <w:b w:val="0"/>
+          <w:i w:val="0"/>
+          <w:color w:val="252B28"/>
+          <w:sz w:val="2"/>
+        </w:rPr>
+        <w:t>​</w:t>
+      </w:r>
+    </w:p>
+    <w:tbl>
+      <w:tblPr>
+        <w:tblW w:type="auto" w:w="0"/>
+        <w:tblLayout w:type="fixed"/>
+        <w:tblLook w:firstColumn="1" w:firstRow="1" w:lastColumn="0" w:lastRow="0" w:noHBand="0" w:noVBand="1" w:val="04A0"/>
+      </w:tblPr>
+      <w:tblGrid>
+        <w:gridCol w:w="430"/>
+        <w:gridCol w:w="7900"/>
+      </w:tblGrid>
+      <w:tr>
+        <w:tc>
+          <w:tcPr>
+            <w:tcW w:type="dxa" w:w="430"/>
+            <w:shd w:fill="166534"/>
+            <w:tcMar>
+              <w:top w:w="40" w:type="dxa"/>
+              <w:start w:w="50" w:type="dxa"/>
+              <w:bottom w:w="40" w:type="dxa"/>
+              <w:end w:w="50" w:type="dxa"/>
+            </w:tcMar>
+            <w:vAlign w:val="center"/>
+          </w:tcPr>
+          <w:p>
+            <w:pPr>
+              <w:jc w:val="center"/>
+            </w:pPr>
+            <w:r>
+              <w:rPr>
+                <w:rFonts w:ascii="Calibri" w:hAnsi="Calibri"/>
+                <w:b/>
+                <w:i w:val="0"/>
+                <w:color w:val="FFFFFF"/>
+                <w:sz w:val="18"/>
+              </w:rPr>
+              <w:t>1</w:t>
+            </w:r>
+          </w:p>
+        </w:tc>
+        <w:tc>
+          <w:tcPr>
+            <w:tcW w:type="dxa" w:w="7900"/>
+            <w:tcMar>
+              <w:top w:w="45" w:type="dxa"/>
+              <w:start w:w="120" w:type="dxa"/>
+              <w:bottom w:w="45" w:type="dxa"/>
+              <w:end w:w="40" w:type="dxa"/>
+            </w:tcMar>
+            <w:vAlign w:val="center"/>
+          </w:tcPr>
+          <w:p>
+            <w:r>
+              <w:rPr>
+                <w:rFonts w:ascii="Calibri" w:hAnsi="Calibri"/>
+                <w:b w:val="0"/>
+                <w:i w:val="0"/>
+                <w:color w:val="252B28"/>
+                <w:sz w:val="21"/>
+              </w:rPr>
+              <w:t>Buka Halaman Website &gt; Halaman Beranda untuk judul utama, subjudul, gambar, sorotan, dan statistik.</w:t>
+            </w:r>
+          </w:p>
+        </w:tc>
+      </w:tr>
+      <w:tr>
+        <w:tc>
+          <w:tcPr>
+            <w:tcW w:type="dxa" w:w="430"/>
+            <w:shd w:fill="166534"/>
+            <w:tcMar>
+              <w:top w:w="40" w:type="dxa"/>
+              <w:start w:w="50" w:type="dxa"/>
+              <w:bottom w:w="40" w:type="dxa"/>
+              <w:end w:w="50" w:type="dxa"/>
+            </w:tcMar>
+            <w:vAlign w:val="center"/>
+          </w:tcPr>
+          <w:p>
+            <w:pPr>
+              <w:jc w:val="center"/>
+            </w:pPr>
+            <w:r>
+              <w:rPr>
+                <w:rFonts w:ascii="Calibri" w:hAnsi="Calibri"/>
+                <w:b/>
+                <w:i w:val="0"/>
+                <w:color w:val="FFFFFF"/>
+                <w:sz w:val="18"/>
+              </w:rPr>
+              <w:t>2</w:t>
+            </w:r>
+          </w:p>
+        </w:tc>
+        <w:tc>
+          <w:tcPr>
+            <w:tcW w:type="dxa" w:w="7900"/>
+            <w:tcMar>
+              <w:top w:w="45" w:type="dxa"/>
+              <w:start w:w="120" w:type="dxa"/>
+              <w:bottom w:w="45" w:type="dxa"/>
+              <w:end w:w="40" w:type="dxa"/>
+            </w:tcMar>
+            <w:vAlign w:val="center"/>
+          </w:tcPr>
+          <w:p>
+            <w:r>
+              <w:rPr>
+                <w:rFonts w:ascii="Calibri" w:hAnsi="Calibri"/>
+                <w:b w:val="0"/>
+                <w:i w:val="0"/>
+                <w:color w:val="252B28"/>
+                <w:sz w:val="21"/>
+              </w:rPr>
+              <w:t>Buka Halaman Potensi untuk narasi pertanian, Gapoktan, peternakan domba, dan galeri peternakan.</w:t>
+            </w:r>
+          </w:p>
+        </w:tc>
+      </w:tr>
+      <w:tr>
+        <w:tc>
+          <w:tcPr>
+            <w:tcW w:type="dxa" w:w="430"/>
+            <w:shd w:fill="166534"/>
+            <w:tcMar>
+              <w:top w:w="40" w:type="dxa"/>
+              <w:start w:w="50" w:type="dxa"/>
+              <w:bottom w:w="40" w:type="dxa"/>
+              <w:end w:w="50" w:type="dxa"/>
+            </w:tcMar>
+            <w:vAlign w:val="center"/>
+          </w:tcPr>
+          <w:p>
+            <w:pPr>
+              <w:jc w:val="center"/>
+            </w:pPr>
+            <w:r>
+              <w:rPr>
+                <w:rFonts w:ascii="Calibri" w:hAnsi="Calibri"/>
+                <w:b/>
+                <w:i w:val="0"/>
+                <w:color w:val="FFFFFF"/>
+                <w:sz w:val="18"/>
+              </w:rPr>
+              <w:t>3</w:t>
+            </w:r>
+          </w:p>
+        </w:tc>
+        <w:tc>
+          <w:tcPr>
+            <w:tcW w:type="dxa" w:w="7900"/>
+            <w:tcMar>
+              <w:top w:w="45" w:type="dxa"/>
+              <w:start w:w="120" w:type="dxa"/>
+              <w:bottom w:w="45" w:type="dxa"/>
+              <w:end w:w="40" w:type="dxa"/>
+            </w:tcMar>
+            <w:vAlign w:val="center"/>
+          </w:tcPr>
+          <w:p>
+            <w:r>
+              <w:rPr>
+                <w:rFonts w:ascii="Calibri" w:hAnsi="Calibri"/>
+                <w:b w:val="0"/>
+                <w:i w:val="0"/>
+                <w:color w:val="252B28"/>
+                <w:sz w:val="21"/>
+              </w:rPr>
+              <w:t>Buka Halaman Layanan untuk judul serta subjudul halaman layanan.</w:t>
+            </w:r>
+          </w:p>
+        </w:tc>
+      </w:tr>
+      <w:tr>
+        <w:tc>
+          <w:tcPr>
+            <w:tcW w:type="dxa" w:w="430"/>
+            <w:shd w:fill="166534"/>
+            <w:tcMar>
+              <w:top w:w="40" w:type="dxa"/>
+              <w:start w:w="50" w:type="dxa"/>
+              <w:bottom w:w="40" w:type="dxa"/>
+              <w:end w:w="50" w:type="dxa"/>
+            </w:tcMar>
+            <w:vAlign w:val="center"/>
+          </w:tcPr>
+          <w:p>
+            <w:pPr>
+              <w:jc w:val="center"/>
+            </w:pPr>
+            <w:r>
+              <w:rPr>
+                <w:rFonts w:ascii="Calibri" w:hAnsi="Calibri"/>
+                <w:b/>
+                <w:i w:val="0"/>
+                <w:color w:val="FFFFFF"/>
+                <w:sz w:val="18"/>
+              </w:rPr>
+              <w:t>4</w:t>
+            </w:r>
+          </w:p>
+        </w:tc>
+        <w:tc>
+          <w:tcPr>
+            <w:tcW w:type="dxa" w:w="7900"/>
+            <w:tcMar>
+              <w:top w:w="45" w:type="dxa"/>
+              <w:start w:w="120" w:type="dxa"/>
+              <w:bottom w:w="45" w:type="dxa"/>
+              <w:end w:w="40" w:type="dxa"/>
+            </w:tcMar>
+            <w:vAlign w:val="center"/>
+          </w:tcPr>
+          <w:p>
+            <w:r>
+              <w:rPr>
+                <w:rFonts w:ascii="Calibri" w:hAnsi="Calibri"/>
+                <w:b w:val="0"/>
+                <w:i w:val="0"/>
+                <w:color w:val="252B28"/>
+                <w:sz w:val="21"/>
+              </w:rPr>
+              <w:t>Buka Pengaturan Umum untuk alamat kantor, kontak, media sosial, peta, dan tahun APBDes aktif.</w:t>
+            </w:r>
+          </w:p>
+        </w:tc>
+      </w:tr>
+    </w:tbl>
+    <w:tbl>
+      <w:tblPr>
+        <w:tblW w:type="auto" w:w="0"/>
+        <w:tblLook w:firstColumn="1" w:firstRow="1" w:lastColumn="0" w:lastRow="0" w:noHBand="0" w:noVBand="1" w:val="04A0"/>
+      </w:tblPr>
+      <w:tblGrid>
+        <w:gridCol w:w="9764"/>
+      </w:tblGrid>
+      <w:tr>
+        <w:tc>
+          <w:tcPr>
+            <w:tcW w:type="dxa" w:w="9764"/>
+            <w:shd w:fill="FBF3DD"/>
+            <w:tcMar>
+              <w:top w:w="140" w:type="dxa"/>
+              <w:start w:w="180" w:type="dxa"/>
+              <w:bottom w:w="140" w:type="dxa"/>
+              <w:end w:w="180" w:type="dxa"/>
+            </w:tcMar>
+            <w:tcBorders>
+              <w:left w:val="single" w:sz="28" w:color="B7791F"/>
+            </w:tcBorders>
+          </w:tcPr>
+          <w:p>
+            <w:r>
+              <w:rPr>
+                <w:rFonts w:ascii="Cambria" w:hAnsi="Cambria"/>
+                <w:b/>
+                <w:i w:val="0"/>
+                <w:color w:val="B7791F"/>
+                <w:sz w:val="22"/>
+              </w:rPr>
+              <w:t>Dampak perubahan</w:t>
+              <w:br/>
+            </w:r>
+            <w:r>
+              <w:rPr>
+                <w:rFonts w:ascii="Calibri" w:hAnsi="Calibri"/>
+                <w:b w:val="0"/>
+                <w:i w:val="0"/>
+                <w:color w:val="252B28"/>
+                <w:sz w:val="21"/>
+              </w:rPr>
+              <w:t>Perubahan Pengaturan Umum dapat muncul di beberapa halaman sekaligus, termasuk header, footer, Profil, dan Layanan.</w:t>
+            </w:r>
+          </w:p>
+        </w:tc>
+      </w:tr>
+    </w:tbl>
+    <w:p>
+      <w:r>
+        <w:br w:type="page"/>
+      </w:r>
+    </w:p>
+    <w:p>
+      <w:pPr>
+        <w:spacing w:after="40"/>
+      </w:pPr>
+      <w:r>
+        <w:rPr>
+          <w:rFonts w:ascii="Cambria" w:hAnsi="Cambria"/>
+          <w:b/>
+          <w:i w:val="0"/>
+          <w:color w:val="B7791F"/>
+          <w:sz w:val="22"/>
+        </w:rPr>
+        <w:t>BAGIAN 12</w:t>
+      </w:r>
+    </w:p>
+    <w:p>
+      <w:pPr>
+        <w:pStyle w:val="Heading1"/>
+        <w:spacing w:after="200"/>
+        <w:pBdr>
+          <w:bottom w:val="single" w:sz="10" w:color="B7791F"/>
+        </w:pBdr>
+      </w:pPr>
+      <w:r>
+        <w:t>Menyimpan dan Mengatasi Masalah</w:t>
+      </w:r>
+    </w:p>
+    <w:p>
+      <w:pPr>
+        <w:pStyle w:val="Heading2"/>
+      </w:pPr>
+      <w:r>
+        <w:t>Pilihan penayangan</w:t>
       </w:r>
     </w:p>
     <w:tbl>
@@ -5694,263 +5662,266 @@
         <w:gridCol w:w="4882"/>
       </w:tblGrid>
       <w:tr>
-        <w:tc>
-          <w:tcPr>
-            <w:tcW w:type="dxa" w:w="4882"/>
-            <w:tcW w:w="430" w:type="dxa"/>
-            <w:shd w:fill="166534"/>
-            <w:tcMar>
-              <w:top w:w="40" w:type="dxa"/>
-              <w:start w:w="50" w:type="dxa"/>
-              <w:bottom w:w="40" w:type="dxa"/>
-              <w:end w:w="50" w:type="dxa"/>
-            </w:tcMar>
-            <w:vAlign w:val="center"/>
-          </w:tcPr>
-          <w:p>
-            <w:pPr>
-              <w:jc w:val="center"/>
-            </w:pPr>
+        <w:trPr>
+          <w:tblHeader w:val="true"/>
+        </w:trPr>
+        <w:tc>
+          <w:tcPr>
+            <w:tcW w:type="dxa" w:w="4250"/>
+            <w:shd w:fill="174C37"/>
+            <w:tcMar>
+              <w:top w:w="110" w:type="dxa"/>
+              <w:start w:w="130" w:type="dxa"/>
+              <w:bottom w:w="110" w:type="dxa"/>
+              <w:end w:w="130" w:type="dxa"/>
+            </w:tcMar>
+          </w:tcPr>
+          <w:p>
             <w:r>
               <w:rPr>
                 <w:rFonts w:ascii="Calibri" w:hAnsi="Calibri"/>
                 <w:b/>
                 <w:i w:val="0"/>
                 <w:color w:val="FFFFFF"/>
-                <w:sz w:val="18"/>
-              </w:rPr>
-              <w:t>1</w:t>
-            </w:r>
-          </w:p>
-        </w:tc>
-        <w:tc>
-          <w:tcPr>
-            <w:tcW w:type="dxa" w:w="4882"/>
-            <w:tcW w:w="7900" w:type="dxa"/>
-            <w:tcMar>
-              <w:top w:w="45" w:type="dxa"/>
-              <w:start w:w="120" w:type="dxa"/>
-              <w:bottom w:w="45" w:type="dxa"/>
-              <w:end w:w="40" w:type="dxa"/>
-            </w:tcMar>
-            <w:vAlign w:val="center"/>
-          </w:tcPr>
-          <w:p>
-            <w:r>
-              <w:rPr>
-                <w:rFonts w:ascii="Calibri" w:hAnsi="Calibri"/>
-                <w:b w:val="0"/>
-                <w:i w:val="0"/>
-                <w:color w:val="252B28"/>
-                <w:sz w:val="21"/>
-              </w:rPr>
-              <w:t>Buka Halaman Website &gt; Halaman Beranda untuk judul utama, subjudul, gambar, sorotan, dan statistik.</w:t>
+                <w:sz w:val="19"/>
+              </w:rPr>
+              <w:t>Pilihan</w:t>
+            </w:r>
+          </w:p>
+        </w:tc>
+        <w:tc>
+          <w:tcPr>
+            <w:tcW w:type="dxa" w:w="4250"/>
+            <w:shd w:fill="174C37"/>
+            <w:tcMar>
+              <w:top w:w="110" w:type="dxa"/>
+              <w:start w:w="130" w:type="dxa"/>
+              <w:bottom w:w="110" w:type="dxa"/>
+              <w:end w:w="130" w:type="dxa"/>
+            </w:tcMar>
+          </w:tcPr>
+          <w:p>
+            <w:r>
+              <w:rPr>
+                <w:rFonts w:ascii="Calibri" w:hAnsi="Calibri"/>
+                <w:b/>
+                <w:i w:val="0"/>
+                <w:color w:val="FFFFFF"/>
+                <w:sz w:val="19"/>
+              </w:rPr>
+              <w:t>Hasil</w:t>
+            </w:r>
+          </w:p>
+        </w:tc>
+      </w:tr>
+      <w:tr>
+        <w:tc>
+          <w:tcPr>
+            <w:tcW w:type="dxa" w:w="4250"/>
+            <w:tcMar>
+              <w:top w:w="110" w:type="dxa"/>
+              <w:start w:w="130" w:type="dxa"/>
+              <w:bottom w:w="110" w:type="dxa"/>
+              <w:end w:w="130" w:type="dxa"/>
+            </w:tcMar>
+          </w:tcPr>
+          <w:p>
+            <w:r>
+              <w:rPr>
+                <w:rFonts w:ascii="Calibri" w:hAnsi="Calibri"/>
+                <w:b w:val="0"/>
+                <w:i w:val="0"/>
+                <w:color w:val="252B28"/>
+                <w:sz w:val="19"/>
+              </w:rPr>
+              <w:t>Draf</w:t>
+            </w:r>
+          </w:p>
+        </w:tc>
+        <w:tc>
+          <w:tcPr>
+            <w:tcW w:type="dxa" w:w="4250"/>
+            <w:tcMar>
+              <w:top w:w="110" w:type="dxa"/>
+              <w:start w:w="130" w:type="dxa"/>
+              <w:bottom w:w="110" w:type="dxa"/>
+              <w:end w:w="130" w:type="dxa"/>
+            </w:tcMar>
+          </w:tcPr>
+          <w:p>
+            <w:r>
+              <w:rPr>
+                <w:rFonts w:ascii="Calibri" w:hAnsi="Calibri"/>
+                <w:b w:val="0"/>
+                <w:i w:val="0"/>
+                <w:color w:val="252B28"/>
+                <w:sz w:val="19"/>
+              </w:rPr>
+              <w:t>Informasi disimpan tetapi tidak ditampilkan di website</w:t>
+            </w:r>
+          </w:p>
+        </w:tc>
+      </w:tr>
+      <w:tr>
+        <w:tc>
+          <w:tcPr>
+            <w:tcW w:type="dxa" w:w="4250"/>
+            <w:tcMar>
+              <w:top w:w="110" w:type="dxa"/>
+              <w:start w:w="130" w:type="dxa"/>
+              <w:bottom w:w="110" w:type="dxa"/>
+              <w:end w:w="130" w:type="dxa"/>
+            </w:tcMar>
+          </w:tcPr>
+          <w:p>
+            <w:r>
+              <w:rPr>
+                <w:rFonts w:ascii="Calibri" w:hAnsi="Calibri"/>
+                <w:b w:val="0"/>
+                <w:i w:val="0"/>
+                <w:color w:val="252B28"/>
+                <w:sz w:val="19"/>
+              </w:rPr>
+              <w:t>Terbit</w:t>
+            </w:r>
+          </w:p>
+        </w:tc>
+        <w:tc>
+          <w:tcPr>
+            <w:tcW w:type="dxa" w:w="4250"/>
+            <w:tcMar>
+              <w:top w:w="110" w:type="dxa"/>
+              <w:start w:w="130" w:type="dxa"/>
+              <w:bottom w:w="110" w:type="dxa"/>
+              <w:end w:w="130" w:type="dxa"/>
+            </w:tcMar>
+          </w:tcPr>
+          <w:p>
+            <w:r>
+              <w:rPr>
+                <w:rFonts w:ascii="Calibri" w:hAnsi="Calibri"/>
+                <w:b w:val="0"/>
+                <w:i w:val="0"/>
+                <w:color w:val="252B28"/>
+                <w:sz w:val="19"/>
+              </w:rPr>
+              <w:t>Informasi dapat tampil setelah website selesai diperbarui</w:t>
+            </w:r>
+          </w:p>
+        </w:tc>
+      </w:tr>
+      <w:tr>
+        <w:tc>
+          <w:tcPr>
+            <w:tcW w:type="dxa" w:w="4250"/>
+            <w:tcMar>
+              <w:top w:w="110" w:type="dxa"/>
+              <w:start w:w="130" w:type="dxa"/>
+              <w:bottom w:w="110" w:type="dxa"/>
+              <w:end w:w="130" w:type="dxa"/>
+            </w:tcMar>
+          </w:tcPr>
+          <w:p>
+            <w:r>
+              <w:rPr>
+                <w:rFonts w:ascii="Calibri" w:hAnsi="Calibri"/>
+                <w:b w:val="0"/>
+                <w:i w:val="0"/>
+                <w:color w:val="252B28"/>
+                <w:sz w:val="19"/>
+              </w:rPr>
+              <w:t>Tampilkan di Publik dimatikan</w:t>
+            </w:r>
+          </w:p>
+        </w:tc>
+        <w:tc>
+          <w:tcPr>
+            <w:tcW w:type="dxa" w:w="4250"/>
+            <w:tcMar>
+              <w:top w:w="110" w:type="dxa"/>
+              <w:start w:w="130" w:type="dxa"/>
+              <w:bottom w:w="110" w:type="dxa"/>
+              <w:end w:w="130" w:type="dxa"/>
+            </w:tcMar>
+          </w:tcPr>
+          <w:p>
+            <w:r>
+              <w:rPr>
+                <w:rFonts w:ascii="Calibri" w:hAnsi="Calibri"/>
+                <w:b w:val="0"/>
+                <w:i w:val="0"/>
+                <w:color w:val="252B28"/>
+                <w:sz w:val="19"/>
+              </w:rPr>
+              <w:t>Informasi disembunyikan tanpa menghapus berkasnya</w:t>
             </w:r>
           </w:p>
         </w:tc>
       </w:tr>
     </w:tbl>
-    <w:tbl>
-      <w:tblPr>
-        <w:tblW w:type="auto" w:w="0"/>
-        <w:tblLayout w:type="fixed"/>
-        <w:tblLook w:firstColumn="1" w:firstRow="1" w:lastColumn="0" w:lastRow="0" w:noHBand="0" w:noVBand="1" w:val="04A0"/>
-      </w:tblPr>
-      <w:tblGrid>
-        <w:gridCol w:w="4882"/>
-        <w:gridCol w:w="4882"/>
-      </w:tblGrid>
-      <w:tr>
-        <w:tc>
-          <w:tcPr>
-            <w:tcW w:type="dxa" w:w="4882"/>
-            <w:tcW w:w="430" w:type="dxa"/>
-            <w:shd w:fill="166534"/>
-            <w:tcMar>
-              <w:top w:w="40" w:type="dxa"/>
-              <w:start w:w="50" w:type="dxa"/>
-              <w:bottom w:w="40" w:type="dxa"/>
-              <w:end w:w="50" w:type="dxa"/>
-            </w:tcMar>
-            <w:vAlign w:val="center"/>
-          </w:tcPr>
-          <w:p>
-            <w:pPr>
-              <w:jc w:val="center"/>
-            </w:pPr>
-            <w:r>
-              <w:rPr>
-                <w:rFonts w:ascii="Calibri" w:hAnsi="Calibri"/>
-                <w:b/>
-                <w:i w:val="0"/>
-                <w:color w:val="FFFFFF"/>
-                <w:sz w:val="18"/>
-              </w:rPr>
-              <w:t>2</w:t>
-            </w:r>
-          </w:p>
-        </w:tc>
-        <w:tc>
-          <w:tcPr>
-            <w:tcW w:type="dxa" w:w="4882"/>
-            <w:tcW w:w="7900" w:type="dxa"/>
-            <w:tcMar>
-              <w:top w:w="45" w:type="dxa"/>
-              <w:start w:w="120" w:type="dxa"/>
-              <w:bottom w:w="45" w:type="dxa"/>
-              <w:end w:w="40" w:type="dxa"/>
-            </w:tcMar>
-            <w:vAlign w:val="center"/>
-          </w:tcPr>
-          <w:p>
-            <w:r>
-              <w:rPr>
-                <w:rFonts w:ascii="Calibri" w:hAnsi="Calibri"/>
-                <w:b w:val="0"/>
-                <w:i w:val="0"/>
-                <w:color w:val="252B28"/>
-                <w:sz w:val="21"/>
-              </w:rPr>
-              <w:t>Buka Halaman Potensi untuk narasi pertanian, Gapoktan, peternakan domba, dan galeri peternakan.</w:t>
-            </w:r>
-          </w:p>
-        </w:tc>
-      </w:tr>
-    </w:tbl>
-    <w:tbl>
-      <w:tblPr>
-        <w:tblW w:type="auto" w:w="0"/>
-        <w:tblLayout w:type="fixed"/>
-        <w:tblLook w:firstColumn="1" w:firstRow="1" w:lastColumn="0" w:lastRow="0" w:noHBand="0" w:noVBand="1" w:val="04A0"/>
-      </w:tblPr>
-      <w:tblGrid>
-        <w:gridCol w:w="4882"/>
-        <w:gridCol w:w="4882"/>
-      </w:tblGrid>
-      <w:tr>
-        <w:tc>
-          <w:tcPr>
-            <w:tcW w:type="dxa" w:w="4882"/>
-            <w:tcW w:w="430" w:type="dxa"/>
-            <w:shd w:fill="166534"/>
-            <w:tcMar>
-              <w:top w:w="40" w:type="dxa"/>
-              <w:start w:w="50" w:type="dxa"/>
-              <w:bottom w:w="40" w:type="dxa"/>
-              <w:end w:w="50" w:type="dxa"/>
-            </w:tcMar>
-            <w:vAlign w:val="center"/>
-          </w:tcPr>
-          <w:p>
-            <w:pPr>
-              <w:jc w:val="center"/>
-            </w:pPr>
-            <w:r>
-              <w:rPr>
-                <w:rFonts w:ascii="Calibri" w:hAnsi="Calibri"/>
-                <w:b/>
-                <w:i w:val="0"/>
-                <w:color w:val="FFFFFF"/>
-                <w:sz w:val="18"/>
-              </w:rPr>
-              <w:t>3</w:t>
-            </w:r>
-          </w:p>
-        </w:tc>
-        <w:tc>
-          <w:tcPr>
-            <w:tcW w:type="dxa" w:w="4882"/>
-            <w:tcW w:w="7900" w:type="dxa"/>
-            <w:tcMar>
-              <w:top w:w="45" w:type="dxa"/>
-              <w:start w:w="120" w:type="dxa"/>
-              <w:bottom w:w="45" w:type="dxa"/>
-              <w:end w:w="40" w:type="dxa"/>
-            </w:tcMar>
-            <w:vAlign w:val="center"/>
-          </w:tcPr>
-          <w:p>
-            <w:r>
-              <w:rPr>
-                <w:rFonts w:ascii="Calibri" w:hAnsi="Calibri"/>
-                <w:b w:val="0"/>
-                <w:i w:val="0"/>
-                <w:color w:val="252B28"/>
-                <w:sz w:val="21"/>
-              </w:rPr>
-              <w:t>Buka Halaman Layanan untuk judul serta subjudul halaman layanan.</w:t>
-            </w:r>
-          </w:p>
-        </w:tc>
-      </w:tr>
-    </w:tbl>
-    <w:tbl>
-      <w:tblPr>
-        <w:tblW w:type="auto" w:w="0"/>
-        <w:tblLayout w:type="fixed"/>
-        <w:tblLook w:firstColumn="1" w:firstRow="1" w:lastColumn="0" w:lastRow="0" w:noHBand="0" w:noVBand="1" w:val="04A0"/>
-      </w:tblPr>
-      <w:tblGrid>
-        <w:gridCol w:w="4882"/>
-        <w:gridCol w:w="4882"/>
-      </w:tblGrid>
-      <w:tr>
-        <w:tc>
-          <w:tcPr>
-            <w:tcW w:type="dxa" w:w="4882"/>
-            <w:tcW w:w="430" w:type="dxa"/>
-            <w:shd w:fill="166534"/>
-            <w:tcMar>
-              <w:top w:w="40" w:type="dxa"/>
-              <w:start w:w="50" w:type="dxa"/>
-              <w:bottom w:w="40" w:type="dxa"/>
-              <w:end w:w="50" w:type="dxa"/>
-            </w:tcMar>
-            <w:vAlign w:val="center"/>
-          </w:tcPr>
-          <w:p>
-            <w:pPr>
-              <w:jc w:val="center"/>
-            </w:pPr>
-            <w:r>
-              <w:rPr>
-                <w:rFonts w:ascii="Calibri" w:hAnsi="Calibri"/>
-                <w:b/>
-                <w:i w:val="0"/>
-                <w:color w:val="FFFFFF"/>
-                <w:sz w:val="18"/>
-              </w:rPr>
-              <w:t>4</w:t>
-            </w:r>
-          </w:p>
-        </w:tc>
-        <w:tc>
-          <w:tcPr>
-            <w:tcW w:type="dxa" w:w="4882"/>
-            <w:tcW w:w="7900" w:type="dxa"/>
-            <w:tcMar>
-              <w:top w:w="45" w:type="dxa"/>
-              <w:start w:w="120" w:type="dxa"/>
-              <w:bottom w:w="45" w:type="dxa"/>
-              <w:end w:w="40" w:type="dxa"/>
-            </w:tcMar>
-            <w:vAlign w:val="center"/>
-          </w:tcPr>
-          <w:p>
-            <w:r>
-              <w:rPr>
-                <w:rFonts w:ascii="Calibri" w:hAnsi="Calibri"/>
-                <w:b w:val="0"/>
-                <w:i w:val="0"/>
-                <w:color w:val="252B28"/>
-                <w:sz w:val="21"/>
-              </w:rPr>
-              <w:t>Buka Pengaturan Umum untuk alamat kantor, kontak, media sosial, peta, dan tahun APBDes aktif.</w:t>
-            </w:r>
-          </w:p>
-        </w:tc>
-      </w:tr>
-    </w:tbl>
+    <w:p>
+      <w:pPr>
+        <w:pStyle w:val="Heading2"/>
+      </w:pPr>
+      <w:r>
+        <w:t>Masalah umum</w:t>
+      </w:r>
+    </w:p>
+    <w:p>
+      <w:pPr>
+        <w:numPr>
+          <w:ilvl w:val="0"/>
+          <w:numId w:val="2"/>
+        </w:numPr>
+      </w:pPr>
+      <w:r>
+        <w:t>Perubahan belum terlihat: tunggu beberapa menit lalu muat ulang halaman.</w:t>
+      </w:r>
+    </w:p>
+    <w:p>
+      <w:pPr>
+        <w:numPr>
+          <w:ilvl w:val="0"/>
+          <w:numId w:val="2"/>
+        </w:numPr>
+      </w:pPr>
+      <w:r>
+        <w:t>Tidak bisa masuk: pastikan akun GitHub memiliki akses tulis ke repository Portal Rancajaya.</w:t>
+      </w:r>
+    </w:p>
+    <w:p>
+      <w:pPr>
+        <w:numPr>
+          <w:ilvl w:val="0"/>
+          <w:numId w:val="2"/>
+        </w:numPr>
+      </w:pPr>
+      <w:r>
+        <w:t>Foto tidak muncul: unggah ulang JPG, PNG, atau WebP dengan nama berkas sederhana.</w:t>
+      </w:r>
+    </w:p>
+    <w:p>
+      <w:pPr>
+        <w:numPr>
+          <w:ilvl w:val="0"/>
+          <w:numId w:val="2"/>
+        </w:numPr>
+      </w:pPr>
+      <w:r>
+        <w:t>Website gagal diperbarui: catat informasi terakhir yang diubah dan hubungi PIC teknis.</w:t>
+      </w:r>
+    </w:p>
+    <w:p>
+      <w:pPr>
+        <w:numPr>
+          <w:ilvl w:val="0"/>
+          <w:numId w:val="2"/>
+        </w:numPr>
+      </w:pPr>
+      <w:r>
+        <w:t>Salah isi: buka kembali data, perbaiki, lalu Terbitkan ulang.</w:t>
+      </w:r>
+    </w:p>
     <w:tbl>
       <w:tblPr>
         <w:tblW w:type="auto" w:w="0"/>
@@ -5963,7 +5934,7 @@
         <w:tc>
           <w:tcPr>
             <w:tcW w:type="dxa" w:w="9764"/>
-            <w:shd w:fill="FBF3DD"/>
+            <w:shd w:fill="E9F4EE"/>
             <w:tcMar>
               <w:top w:w="140" w:type="dxa"/>
               <w:start w:w="180" w:type="dxa"/>
@@ -5971,374 +5942,6 @@
               <w:end w:w="180" w:type="dxa"/>
             </w:tcMar>
             <w:tcBorders>
-              <w:left w:val="single" w:sz="28" w:color="B7791F"/>
-            </w:tcBorders>
-          </w:tcPr>
-          <w:p>
-            <w:r>
-              <w:rPr>
-                <w:rFonts w:ascii="Cambria" w:hAnsi="Cambria"/>
-                <w:b/>
-                <w:i w:val="0"/>
-                <w:color w:val="B7791F"/>
-                <w:sz w:val="22"/>
-              </w:rPr>
-              <w:t>Dampak perubahan</w:t>
-              <w:br/>
-            </w:r>
-            <w:r>
-              <w:rPr>
-                <w:rFonts w:ascii="Calibri" w:hAnsi="Calibri"/>
-                <w:b w:val="0"/>
-                <w:i w:val="0"/>
-                <w:color w:val="252B28"/>
-                <w:sz w:val="21"/>
-              </w:rPr>
-              <w:t>Perubahan Pengaturan Umum dapat muncul di beberapa halaman sekaligus, termasuk header, footer, Profil, dan Layanan.</w:t>
-            </w:r>
-          </w:p>
-        </w:tc>
-      </w:tr>
-    </w:tbl>
-    <w:p>
-      <w:r>
-        <w:br w:type="page"/>
-      </w:r>
-    </w:p>
-    <w:p>
-      <w:pPr>
-        <w:spacing w:after="40"/>
-      </w:pPr>
-      <w:r>
-        <w:rPr>
-          <w:rFonts w:ascii="Cambria" w:hAnsi="Cambria"/>
-          <w:b/>
-          <w:i w:val="0"/>
-          <w:color w:val="B7791F"/>
-          <w:sz w:val="22"/>
-        </w:rPr>
-        <w:t>BAGIAN 12</w:t>
-      </w:r>
-    </w:p>
-    <w:p>
-      <w:pPr>
-        <w:pStyle w:val="Heading1"/>
-        <w:spacing w:after="200"/>
-        <w:pBdr>
-          <w:bottom w:val="single" w:sz="10" w:color="B7791F"/>
-        </w:pBdr>
-      </w:pPr>
-      <w:r>
-        <w:t>Menyimpan dan Mengatasi Masalah</w:t>
-      </w:r>
-    </w:p>
-    <w:p>
-      <w:pPr>
-        <w:pStyle w:val="Heading3"/>
-      </w:pPr>
-      <w:r>
-        <w:t>Pilihan penayangan</w:t>
-      </w:r>
-    </w:p>
-    <w:tbl>
-      <w:tblPr>
-        <w:tblW w:type="auto" w:w="0"/>
-        <w:tblLayout w:type="fixed"/>
-        <w:tblLook w:firstColumn="1" w:firstRow="1" w:lastColumn="0" w:lastRow="0" w:noHBand="0" w:noVBand="1" w:val="04A0"/>
-      </w:tblPr>
-      <w:tblGrid>
-        <w:gridCol w:w="4882"/>
-        <w:gridCol w:w="4882"/>
-      </w:tblGrid>
-      <w:tr>
-        <w:trPr>
-          <w:tblHeader w:val="true"/>
-        </w:trPr>
-        <w:tc>
-          <w:tcPr>
-            <w:tcW w:type="dxa" w:w="4882"/>
-            <w:shd w:fill="174C37"/>
-            <w:tcMar>
-              <w:top w:w="110" w:type="dxa"/>
-              <w:start w:w="130" w:type="dxa"/>
-              <w:bottom w:w="110" w:type="dxa"/>
-              <w:end w:w="130" w:type="dxa"/>
-            </w:tcMar>
-            <w:tcW w:w="4250" w:type="dxa"/>
-          </w:tcPr>
-          <w:p>
-            <w:r>
-              <w:rPr>
-                <w:rFonts w:ascii="Calibri" w:hAnsi="Calibri"/>
-                <w:b/>
-                <w:i w:val="0"/>
-                <w:color w:val="FFFFFF"/>
-                <w:sz w:val="19"/>
-              </w:rPr>
-              <w:t>Pilihan</w:t>
-            </w:r>
-          </w:p>
-        </w:tc>
-        <w:tc>
-          <w:tcPr>
-            <w:tcW w:type="dxa" w:w="4882"/>
-            <w:shd w:fill="174C37"/>
-            <w:tcMar>
-              <w:top w:w="110" w:type="dxa"/>
-              <w:start w:w="130" w:type="dxa"/>
-              <w:bottom w:w="110" w:type="dxa"/>
-              <w:end w:w="130" w:type="dxa"/>
-            </w:tcMar>
-            <w:tcW w:w="4250" w:type="dxa"/>
-          </w:tcPr>
-          <w:p>
-            <w:r>
-              <w:rPr>
-                <w:rFonts w:ascii="Calibri" w:hAnsi="Calibri"/>
-                <w:b/>
-                <w:i w:val="0"/>
-                <w:color w:val="FFFFFF"/>
-                <w:sz w:val="19"/>
-              </w:rPr>
-              <w:t>Hasil</w:t>
-            </w:r>
-          </w:p>
-        </w:tc>
-      </w:tr>
-      <w:tr>
-        <w:tc>
-          <w:tcPr>
-            <w:tcW w:type="dxa" w:w="4882"/>
-            <w:tcMar>
-              <w:top w:w="110" w:type="dxa"/>
-              <w:start w:w="130" w:type="dxa"/>
-              <w:bottom w:w="110" w:type="dxa"/>
-              <w:end w:w="130" w:type="dxa"/>
-            </w:tcMar>
-            <w:tcW w:w="4250" w:type="dxa"/>
-          </w:tcPr>
-          <w:p>
-            <w:r>
-              <w:rPr>
-                <w:rFonts w:ascii="Calibri" w:hAnsi="Calibri"/>
-                <w:b w:val="0"/>
-                <w:i w:val="0"/>
-                <w:color w:val="252B28"/>
-                <w:sz w:val="19"/>
-              </w:rPr>
-              <w:t>Draf</w:t>
-            </w:r>
-          </w:p>
-        </w:tc>
-        <w:tc>
-          <w:tcPr>
-            <w:tcW w:type="dxa" w:w="4882"/>
-            <w:tcMar>
-              <w:top w:w="110" w:type="dxa"/>
-              <w:start w:w="130" w:type="dxa"/>
-              <w:bottom w:w="110" w:type="dxa"/>
-              <w:end w:w="130" w:type="dxa"/>
-            </w:tcMar>
-            <w:tcW w:w="4250" w:type="dxa"/>
-          </w:tcPr>
-          <w:p>
-            <w:r>
-              <w:rPr>
-                <w:rFonts w:ascii="Calibri" w:hAnsi="Calibri"/>
-                <w:b w:val="0"/>
-                <w:i w:val="0"/>
-                <w:color w:val="252B28"/>
-                <w:sz w:val="19"/>
-              </w:rPr>
-              <w:t>Informasi disimpan tetapi tidak ditampilkan di website</w:t>
-            </w:r>
-          </w:p>
-        </w:tc>
-      </w:tr>
-      <w:tr>
-        <w:tc>
-          <w:tcPr>
-            <w:tcW w:type="dxa" w:w="4882"/>
-            <w:tcMar>
-              <w:top w:w="110" w:type="dxa"/>
-              <w:start w:w="130" w:type="dxa"/>
-              <w:bottom w:w="110" w:type="dxa"/>
-              <w:end w:w="130" w:type="dxa"/>
-            </w:tcMar>
-            <w:tcW w:w="4250" w:type="dxa"/>
-          </w:tcPr>
-          <w:p>
-            <w:r>
-              <w:rPr>
-                <w:rFonts w:ascii="Calibri" w:hAnsi="Calibri"/>
-                <w:b w:val="0"/>
-                <w:i w:val="0"/>
-                <w:color w:val="252B28"/>
-                <w:sz w:val="19"/>
-              </w:rPr>
-              <w:t>Terbit</w:t>
-            </w:r>
-          </w:p>
-        </w:tc>
-        <w:tc>
-          <w:tcPr>
-            <w:tcW w:type="dxa" w:w="4882"/>
-            <w:tcMar>
-              <w:top w:w="110" w:type="dxa"/>
-              <w:start w:w="130" w:type="dxa"/>
-              <w:bottom w:w="110" w:type="dxa"/>
-              <w:end w:w="130" w:type="dxa"/>
-            </w:tcMar>
-            <w:tcW w:w="4250" w:type="dxa"/>
-          </w:tcPr>
-          <w:p>
-            <w:r>
-              <w:rPr>
-                <w:rFonts w:ascii="Calibri" w:hAnsi="Calibri"/>
-                <w:b w:val="0"/>
-                <w:i w:val="0"/>
-                <w:color w:val="252B28"/>
-                <w:sz w:val="19"/>
-              </w:rPr>
-              <w:t>Informasi dapat tampil setelah website selesai diperbarui</w:t>
-            </w:r>
-          </w:p>
-        </w:tc>
-      </w:tr>
-      <w:tr>
-        <w:tc>
-          <w:tcPr>
-            <w:tcW w:type="dxa" w:w="4882"/>
-            <w:tcMar>
-              <w:top w:w="110" w:type="dxa"/>
-              <w:start w:w="130" w:type="dxa"/>
-              <w:bottom w:w="110" w:type="dxa"/>
-              <w:end w:w="130" w:type="dxa"/>
-            </w:tcMar>
-            <w:tcW w:w="4250" w:type="dxa"/>
-          </w:tcPr>
-          <w:p>
-            <w:r>
-              <w:rPr>
-                <w:rFonts w:ascii="Calibri" w:hAnsi="Calibri"/>
-                <w:b w:val="0"/>
-                <w:i w:val="0"/>
-                <w:color w:val="252B28"/>
-                <w:sz w:val="19"/>
-              </w:rPr>
-              <w:t>Tampilkan di Publik dimatikan</w:t>
-            </w:r>
-          </w:p>
-        </w:tc>
-        <w:tc>
-          <w:tcPr>
-            <w:tcW w:type="dxa" w:w="4882"/>
-            <w:tcMar>
-              <w:top w:w="110" w:type="dxa"/>
-              <w:start w:w="130" w:type="dxa"/>
-              <w:bottom w:w="110" w:type="dxa"/>
-              <w:end w:w="130" w:type="dxa"/>
-            </w:tcMar>
-            <w:tcW w:w="4250" w:type="dxa"/>
-          </w:tcPr>
-          <w:p>
-            <w:r>
-              <w:rPr>
-                <w:rFonts w:ascii="Calibri" w:hAnsi="Calibri"/>
-                <w:b w:val="0"/>
-                <w:i w:val="0"/>
-                <w:color w:val="252B28"/>
-                <w:sz w:val="19"/>
-              </w:rPr>
-              <w:t>Informasi disembunyikan tanpa menghapus berkasnya</w:t>
-            </w:r>
-          </w:p>
-        </w:tc>
-      </w:tr>
-    </w:tbl>
-    <w:p>
-      <w:pPr>
-        <w:pStyle w:val="Heading3"/>
-      </w:pPr>
-      <w:r>
-        <w:t>Masalah umum</w:t>
-      </w:r>
-    </w:p>
-    <w:p>
-      <w:pPr>
-        <w:numPr>
-          <w:ilvl w:val="0"/>
-          <w:numId w:val="2"/>
-        </w:numPr>
-      </w:pPr>
-      <w:r>
-        <w:t>Perubahan belum terlihat: tunggu beberapa menit lalu muat ulang halaman.</w:t>
-      </w:r>
-    </w:p>
-    <w:p>
-      <w:pPr>
-        <w:numPr>
-          <w:ilvl w:val="0"/>
-          <w:numId w:val="2"/>
-        </w:numPr>
-      </w:pPr>
-      <w:r>
-        <w:t>Tidak bisa masuk: pastikan akun GitHub memiliki akses tulis ke repository Portal Rancajaya.</w:t>
-      </w:r>
-    </w:p>
-    <w:p>
-      <w:pPr>
-        <w:numPr>
-          <w:ilvl w:val="0"/>
-          <w:numId w:val="2"/>
-        </w:numPr>
-      </w:pPr>
-      <w:r>
-        <w:t>Foto tidak muncul: unggah ulang JPG, PNG, atau WebP dengan nama berkas sederhana.</w:t>
-      </w:r>
-    </w:p>
-    <w:p>
-      <w:pPr>
-        <w:numPr>
-          <w:ilvl w:val="0"/>
-          <w:numId w:val="2"/>
-        </w:numPr>
-      </w:pPr>
-      <w:r>
-        <w:t>Website gagal diperbarui: catat informasi terakhir yang diubah dan hubungi PIC teknis.</w:t>
-      </w:r>
-    </w:p>
-    <w:p>
-      <w:pPr>
-        <w:numPr>
-          <w:ilvl w:val="0"/>
-          <w:numId w:val="2"/>
-        </w:numPr>
-      </w:pPr>
-      <w:r>
-        <w:t>Salah isi: buka kembali data, perbaiki, lalu Terbitkan ulang.</w:t>
-      </w:r>
-    </w:p>
-    <w:tbl>
-      <w:tblPr>
-        <w:tblW w:type="auto" w:w="0"/>
-        <w:tblLook w:firstColumn="1" w:firstRow="1" w:lastColumn="0" w:lastRow="0" w:noHBand="0" w:noVBand="1" w:val="04A0"/>
-      </w:tblPr>
-      <w:tblGrid>
-        <w:gridCol w:w="9764"/>
-      </w:tblGrid>
-      <w:tr>
-        <w:tc>
-          <w:tcPr>
-            <w:tcW w:type="dxa" w:w="9764"/>
-            <w:shd w:fill="E9F4EE"/>
-            <w:tcMar>
-              <w:top w:w="140" w:type="dxa"/>
-              <w:start w:w="180" w:type="dxa"/>
-              <w:bottom w:w="140" w:type="dxa"/>
-              <w:end w:w="180" w:type="dxa"/>
-            </w:tcMar>
-            <w:tcBorders>
               <w:left w:val="single" w:sz="28" w:color="166534"/>
             </w:tcBorders>
           </w:tcPr>
@@ -6362,7 +5965,7 @@
                 <w:color w:val="252B28"/>
                 <w:sz w:val="21"/>
               </w:rPr>
-              <w:t>Sampaikan halaman yang bermasalah, perubahan terakhir, waktu kejadian, dan tangkapan layar pesan kesalahan kepada PIC teknis.</w:t>
+              <w:t>Sampaikan halaman yang bermasalah, perubahan terakhir, waktu kejadian, dan tangkapan layar pesan kesalahan kepada Daffa melalui WhatsApp.</w:t>
             </w:r>
           </w:p>
         </w:tc>

--- a/Dokumen Operasional Pengurus/Panduan-Operasional-Portal-Rancajaya.docx
+++ b/Dokumen Operasional Pengurus/Panduan-Operasional-Portal-Rancajaya.docx
@@ -1133,7 +1133,7 @@
                 <w:color w:val="252B28"/>
                 <w:sz w:val="21"/>
               </w:rPr>
-              <w:t>Beranda dan Pengaturan Umum</w:t>
+              <w:t>Beranda dan Identitas Desa</w:t>
             </w:r>
           </w:p>
         </w:tc>
@@ -1590,7 +1590,7 @@
                 <w:color w:val="FFFFFF"/>
                 <w:sz w:val="19"/>
               </w:rPr>
-              <w:t>Dapat ditambah dan diubah</w:t>
+              <w:t>Jenis pengelolaan</w:t>
             </w:r>
           </w:p>
         </w:tc>
@@ -1614,7 +1614,7 @@
                 <w:color w:val="FFFFFF"/>
                 <w:sz w:val="19"/>
               </w:rPr>
-              <w:t>Hanya memperbarui data yang tersedia</w:t>
+              <w:t>Koleksi</w:t>
             </w:r>
           </w:p>
         </w:tc>
@@ -1639,7 +1639,7 @@
                 <w:color w:val="252B28"/>
                 <w:sz w:val="19"/>
               </w:rPr>
-              <w:t>Berita, APBDes, statistik potensi, kelompok tani, produksi pertanian, UMKM, layanan, kontak, dan galeri</w:t>
+              <w:t>Tambah, ubah, dan hapus</w:t>
             </w:r>
           </w:p>
         </w:tc>
@@ -1662,7 +1662,103 @@
                 <w:color w:val="252B28"/>
                 <w:sz w:val="19"/>
               </w:rPr>
-              <w:t>Struktur organisasi, dusun, pengaturan umum, serta halaman website</w:t>
+              <w:t>Berita, galeri, UMKM, layanan administrasi, dan kontak</w:t>
+            </w:r>
+          </w:p>
+        </w:tc>
+      </w:tr>
+      <w:tr>
+        <w:tc>
+          <w:tcPr>
+            <w:tcW w:type="dxa" w:w="4250"/>
+            <w:tcMar>
+              <w:top w:w="110" w:type="dxa"/>
+              <w:start w:w="130" w:type="dxa"/>
+              <w:bottom w:w="110" w:type="dxa"/>
+              <w:end w:w="130" w:type="dxa"/>
+            </w:tcMar>
+          </w:tcPr>
+          <w:p>
+            <w:r>
+              <w:rPr>
+                <w:rFonts w:ascii="Calibri" w:hAnsi="Calibri"/>
+                <w:b w:val="0"/>
+                <w:i w:val="0"/>
+                <w:color w:val="252B28"/>
+                <w:sz w:val="19"/>
+              </w:rPr>
+              <w:t>Tambah dan ubah; tidak dapat dihapus</w:t>
+            </w:r>
+          </w:p>
+        </w:tc>
+        <w:tc>
+          <w:tcPr>
+            <w:tcW w:type="dxa" w:w="4250"/>
+            <w:tcMar>
+              <w:top w:w="110" w:type="dxa"/>
+              <w:start w:w="130" w:type="dxa"/>
+              <w:bottom w:w="110" w:type="dxa"/>
+              <w:end w:w="130" w:type="dxa"/>
+            </w:tcMar>
+          </w:tcPr>
+          <w:p>
+            <w:r>
+              <w:rPr>
+                <w:rFonts w:ascii="Calibri" w:hAnsi="Calibri"/>
+                <w:b w:val="0"/>
+                <w:i w:val="0"/>
+                <w:color w:val="252B28"/>
+                <w:sz w:val="19"/>
+              </w:rPr>
+              <w:t>APBDes per periode</w:t>
+            </w:r>
+          </w:p>
+        </w:tc>
+      </w:tr>
+      <w:tr>
+        <w:tc>
+          <w:tcPr>
+            <w:tcW w:type="dxa" w:w="4250"/>
+            <w:tcMar>
+              <w:top w:w="110" w:type="dxa"/>
+              <w:start w:w="130" w:type="dxa"/>
+              <w:bottom w:w="110" w:type="dxa"/>
+              <w:end w:w="130" w:type="dxa"/>
+            </w:tcMar>
+          </w:tcPr>
+          <w:p>
+            <w:r>
+              <w:rPr>
+                <w:rFonts w:ascii="Calibri" w:hAnsi="Calibri"/>
+                <w:b w:val="0"/>
+                <w:i w:val="0"/>
+                <w:color w:val="252B28"/>
+                <w:sz w:val="19"/>
+              </w:rPr>
+              <w:t>Ubah data yang tersedia</w:t>
+            </w:r>
+          </w:p>
+        </w:tc>
+        <w:tc>
+          <w:tcPr>
+            <w:tcW w:type="dxa" w:w="4250"/>
+            <w:tcMar>
+              <w:top w:w="110" w:type="dxa"/>
+              <w:start w:w="130" w:type="dxa"/>
+              <w:bottom w:w="110" w:type="dxa"/>
+              <w:end w:w="130" w:type="dxa"/>
+            </w:tcMar>
+          </w:tcPr>
+          <w:p>
+            <w:r>
+              <w:rPr>
+                <w:rFonts w:ascii="Calibri" w:hAnsi="Calibri"/>
+                <w:b w:val="0"/>
+                <w:i w:val="0"/>
+                <w:color w:val="252B28"/>
+                <w:sz w:val="19"/>
+              </w:rPr>
+              <w:t>Beranda, profil dan struktur organisasi, dusun, pertanian dan peternakan, pengantar layanan, serta identitas desa</w:t>
             </w:r>
           </w:p>
         </w:tc>
@@ -1765,7 +1861,7 @@
                 <w:color w:val="252B28"/>
                 <w:sz w:val="21"/>
               </w:rPr>
-              <w:t>Menu tidak menyediakan penghapusan permanen. Informasi yang tidak ingin ditampilkan dapat diubah menjadi Draf atau dimatikan melalui pilihan Tampilkan di Publik.</w:t>
+              <w:t>Tombol Hapus hanya tersedia pada koleksi yang aman. Sebelum menghapus, pastikan entri memang tidak lagi diperlukan. Untuk koleksi lain, gunakan Draf atau matikan Tampilkan di Publik.</w:t>
             </w:r>
           </w:p>
         </w:tc>
@@ -2553,7 +2649,7 @@
     </w:p>
     <w:p>
       <w:r>
-        <w:t>Data identitas desa berada pada Pengaturan dan Halaman Website. Data tiga dusun berada pada menu Dusun.</w:t>
+        <w:t>Identitas umum, data profil, struktur organisasi, dan data dusun dikelompokkan dalam tiga menu yang saling melengkapi.</w:t>
       </w:r>
     </w:p>
     <w:p>
@@ -2630,7 +2726,7 @@
                 <w:color w:val="252B28"/>
                 <w:sz w:val="21"/>
               </w:rPr>
-              <w:t>Buka Pengaturan &gt; Pengaturan Umum untuk visi, misi, tujuan, sejarah, alamat, kontak, jam layanan, media sosial, peta, dan tahun APBDes aktif.</w:t>
+              <w:t>Buka Sistem — Identitas Desa &gt; Pengaturan Umum untuk visi, misi, tujuan, sejarah, alamat, kontak, jam layanan, media sosial, peta, dan tahun APBDes aktif.</w:t>
             </w:r>
           </w:p>
         </w:tc>
@@ -2684,7 +2780,7 @@
                 <w:color w:val="252B28"/>
                 <w:sz w:val="21"/>
               </w:rPr>
-              <w:t>Buka Halaman Website &gt; Halaman Profil untuk sambutan, nama kepala desa, luas wilayah, penduduk, batas wilayah, dan demografi.</w:t>
+              <w:t>Buka Profil Desa — Data &amp; Organisasi &gt; Profil Desa &amp; Struktur Organisasi untuk sambutan, nama kepala desa, wilayah, penduduk, demografi, dan seluruh struktur organisasi.</w:t>
             </w:r>
           </w:p>
         </w:tc>
@@ -2738,7 +2834,7 @@
                 <w:color w:val="252B28"/>
                 <w:sz w:val="21"/>
               </w:rPr>
-              <w:t>Buka Dusun untuk memperbarui kepala dusun, penduduk, kepala keluarga, luas wilayah, dan deskripsi.</w:t>
+              <w:t>Buka Profil Desa — Wilayah &amp; Dusun untuk memperbarui kepala dusun, penduduk, kepala keluarga, luas wilayah, dan deskripsi.</w:t>
             </w:r>
           </w:p>
         </w:tc>
@@ -2827,7 +2923,7 @@
     </w:p>
     <w:p>
       <w:r>
-        <w:t>Menu Struktur Organisasi hanya untuk memperbarui posisi yang sudah disiapkan. Hubungan atasan menentukan garis susunan organisasi di halaman Profil.</w:t>
+        <w:t>Struktur organisasi kini berada sebagai satu daftar di dalam entri Profil Desa &amp; Struktur Organisasi. Hubungan atasan menentukan garis susunan pada halaman Profil.</w:t>
       </w:r>
     </w:p>
     <w:p>
@@ -2904,7 +3000,7 @@
                 <w:color w:val="252B28"/>
                 <w:sz w:val="21"/>
               </w:rPr>
-              <w:t>Pilih posisi yang akan diperbarui.</w:t>
+              <w:t>Buka Profil Desa — Data &amp; Organisasi &gt; Profil Desa &amp; Struktur Organisasi.</w:t>
             </w:r>
           </w:p>
         </w:tc>
@@ -2958,7 +3054,7 @@
                 <w:color w:val="252B28"/>
                 <w:sz w:val="21"/>
               </w:rPr>
-              <w:t>Periksa nama dan jabatan.</w:t>
+              <w:t>Cari bagian Struktur Organisasi.</w:t>
             </w:r>
           </w:p>
         </w:tc>
@@ -3012,7 +3108,7 @@
                 <w:color w:val="252B28"/>
                 <w:sz w:val="21"/>
               </w:rPr>
-              <w:t>Pilih Atasan Langsung yang benar. Kepala Desa tidak memiliki atasan.</w:t>
+              <w:t>Buka posisi yang ingin diperbarui atau tambahkan posisi bila diperlukan.</w:t>
             </w:r>
           </w:p>
         </w:tc>
@@ -3066,7 +3162,7 @@
                 <w:color w:val="252B28"/>
                 <w:sz w:val="21"/>
               </w:rPr>
-              <w:t>Atur urutan agar susunan rapi.</w:t>
+              <w:t>Isi slug unik, nama, jabatan, atasan langsung, foto, urutan, deskripsi, tahun data, sumber, dan status validasi.</w:t>
             </w:r>
           </w:p>
         </w:tc>
@@ -3120,7 +3216,7 @@
                 <w:color w:val="252B28"/>
                 <w:sz w:val="21"/>
               </w:rPr>
-              <w:t>Isi deskripsi, tahun data, sumber, dan status validasi bila tersedia, lalu Terbitkan.</w:t>
+              <w:t>Pastikan Kepala Desa tidak memiliki atasan dan setiap posisi lain mengarah ke slug atasan yang benar, lalu Terbitkan.</w:t>
             </w:r>
           </w:p>
         </w:tc>
@@ -3158,7 +3254,7 @@
                 <w:color w:val="B7791F"/>
                 <w:sz w:val="22"/>
               </w:rPr>
-              <w:t>Jangan menambah posisi dari panel</w:t>
+              <w:t>Perubahan struktur</w:t>
               <w:br/>
             </w:r>
             <w:r>
@@ -3169,7 +3265,7 @@
                 <w:color w:val="252B28"/>
                 <w:sz w:val="21"/>
               </w:rPr>
-              <w:t>Jika ada perubahan susunan yang memerlukan posisi baru atau penghapusan posisi, hubungi pengembang agar garis organisasi dan berkas sumber tetap benar.</w:t>
+              <w:t>Periksa kembali garis organisasi di halaman Profil setelah menerbitkan perubahan. Jangan memakai slug yang sama untuk dua posisi.</w:t>
             </w:r>
           </w:p>
         </w:tc>
@@ -3209,7 +3305,7 @@
     </w:p>
     <w:p>
       <w:r>
-        <w:t>Setiap baris APBDes mewakili satu sumber Pendapatan atau satu pos Belanja untuk tahun dan versi tertentu.</w:t>
+        <w:t>Satu entri APBDes mewakili satu periode lengkap, misalnya 2026 Awal atau 2025 Perubahan. Pos Pendapatan dan Belanja disimpan sebagai daftar di dalam entri tersebut.</w:t>
       </w:r>
     </w:p>
     <w:p>
@@ -3286,7 +3382,7 @@
                 <w:color w:val="252B28"/>
                 <w:sz w:val="21"/>
               </w:rPr>
-              <w:t>Pilih Transparansi APBDes lalu klik + Pos APBDes.</w:t>
+              <w:t>Pilih Transparansi — APBDes per Periode lalu klik + Periode APBDes.</w:t>
             </w:r>
           </w:p>
         </w:tc>
@@ -3340,7 +3436,7 @@
                 <w:color w:val="252B28"/>
                 <w:sz w:val="21"/>
               </w:rPr>
-              <w:t>Isi nama sumber atau pos.</w:t>
+              <w:t>Isi Tahun Anggaran dan pilih versi Awal atau Perubahan.</w:t>
             </w:r>
           </w:p>
         </w:tc>
@@ -3394,7 +3490,7 @@
                 <w:color w:val="252B28"/>
                 <w:sz w:val="21"/>
               </w:rPr>
-              <w:t>Pilih Pendapatan atau Belanja.</w:t>
+              <w:t>Pada bagian Pendapatan, tambahkan seluruh nama pos, jumlah, realisasi bila tersedia, urutan, deskripsi, tanggal pembaruan, dan sumber.</w:t>
             </w:r>
           </w:p>
         </w:tc>
@@ -3448,7 +3544,7 @@
                 <w:color w:val="252B28"/>
                 <w:sz w:val="21"/>
               </w:rPr>
-              <w:t>Isi tahun serta versi Awal atau Perubahan.</w:t>
+              <w:t>Pada bagian Belanja, lakukan langkah yang sama untuk seluruh pos belanja.</w:t>
             </w:r>
           </w:p>
         </w:tc>
@@ -3502,7 +3598,7 @@
                 <w:color w:val="252B28"/>
                 <w:sz w:val="21"/>
               </w:rPr>
-              <w:t>Isi jumlah rupiah dengan angka tanpa simbol Rp dan tanpa titik.</w:t>
+              <w:t>Pilih Draf jika belum siap atau Terbit bila telah diverifikasi, lalu atur Tampilkan di Publik.</w:t>
             </w:r>
           </w:p>
         </w:tc>
@@ -3556,7 +3652,7 @@
                 <w:color w:val="252B28"/>
                 <w:sz w:val="21"/>
               </w:rPr>
-              <w:t>Lengkapi sumber serta status validasi, kemudian Terbitkan.</w:t>
+              <w:t>Terbitkan dan periksa grafik serta ringkasan APBDes di halaman Profil.</w:t>
             </w:r>
           </w:p>
         </w:tc>
@@ -3570,7 +3666,7 @@
         <w:drawing>
           <wp:inline xmlns:a="http://schemas.openxmlformats.org/drawingml/2006/main" xmlns:pic="http://schemas.openxmlformats.org/drawingml/2006/picture">
             <wp:extent cx="5212080" cy="2931795"/>
-            <wp:docPr id="3" name="Picture 3" descr="Bidang utama untuk satu pos APBDes." title="Bidang utama untuk satu pos APBDes."/>
+            <wp:docPr id="3" name="Picture 3" descr="Bidang utama untuk satu periode APBDes." title="Bidang utama untuk satu periode APBDes."/>
             <wp:cNvGraphicFramePr>
               <a:graphicFrameLocks noChangeAspect="1"/>
             </wp:cNvGraphicFramePr>
@@ -3613,7 +3709,7 @@
           <w:color w:val="687386"/>
           <w:sz w:val="18"/>
         </w:rPr>
-        <w:t>Bidang utama untuk satu pos APBDes.</w:t>
+        <w:t>Bidang utama untuk satu periode APBDes.</w:t>
       </w:r>
     </w:p>
     <w:tbl>
@@ -3659,7 +3755,7 @@
                 <w:color w:val="252B28"/>
                 <w:sz w:val="21"/>
               </w:rPr>
-              <w:t>Satu pos hanya boleh dicatat sekali pada tahun dan versi yang sama. Gunakan angka dari dokumen APBDes resmi yang sudah boleh dipublikasikan.</w:t>
+              <w:t>Jangan membuat dua entri dengan kombinasi tahun dan versi yang sama. Gunakan angka dari dokumen APBDes resmi dan jangan menghapus periode melalui panel.</w:t>
             </w:r>
           </w:p>
         </w:tc>
@@ -3699,7 +3795,7 @@
     </w:p>
     <w:p>
       <w:r>
-        <w:t>Informasi pertanian dikelola melalui tiga menu: Statistik Potensi, Kelompok Tani, dan Produksi Pertanian.</w:t>
+        <w:t>Seluruh informasi pertanian dan peternakan dikelola dalam satu entri Potensi Pertanian agar datanya tidak tersebar ke banyak koleksi.</w:t>
       </w:r>
     </w:p>
     <w:tbl>
@@ -3736,7 +3832,7 @@
                 <w:color w:val="FFFFFF"/>
                 <w:sz w:val="19"/>
               </w:rPr>
-              <w:t>Menu</w:t>
+              <w:t>Bagian</w:t>
             </w:r>
           </w:p>
         </w:tc>
@@ -3785,7 +3881,7 @@
                 <w:color w:val="252B28"/>
                 <w:sz w:val="19"/>
               </w:rPr>
-              <w:t>Statistik Potensi</w:t>
+              <w:t>Narasi dan identitas</w:t>
             </w:r>
           </w:p>
         </w:tc>
@@ -3808,7 +3904,7 @@
                 <w:color w:val="252B28"/>
                 <w:sz w:val="19"/>
               </w:rPr>
-              <w:t>Angka ringkas pertanian, peternakan, dan sarana pertanian</w:t>
+              <w:t>Judul, subjudul, deskripsi, Gapoktan, serta narasi peternakan</w:t>
             </w:r>
           </w:p>
         </w:tc>
@@ -3833,7 +3929,7 @@
                 <w:color w:val="252B28"/>
                 <w:sz w:val="19"/>
               </w:rPr>
-              <w:t>Kelompok Tani</w:t>
+              <w:t>Galeri Peternakan</w:t>
             </w:r>
           </w:p>
         </w:tc>
@@ -3856,7 +3952,7 @@
                 <w:color w:val="252B28"/>
                 <w:sz w:val="19"/>
               </w:rPr>
-              <w:t>Nama kelompok, ketua, dusun, komoditas, luas, dan anggota</w:t>
+              <w:t>Foto dan teks alternatif setiap foto</w:t>
             </w:r>
           </w:p>
         </w:tc>
@@ -3881,7 +3977,7 @@
                 <w:color w:val="252B28"/>
                 <w:sz w:val="19"/>
               </w:rPr>
-              <w:t>Produksi Pertanian</w:t>
+              <w:t>Statistik Potensi</w:t>
             </w:r>
           </w:p>
         </w:tc>
@@ -3904,7 +4000,103 @@
                 <w:color w:val="252B28"/>
                 <w:sz w:val="19"/>
               </w:rPr>
-              <w:t>Komoditas, luas, produktivitas, produksi, dan catatan</w:t>
+              <w:t>Angka ringkas pertanian, peternakan, dan sarana pertanian</w:t>
+            </w:r>
+          </w:p>
+        </w:tc>
+      </w:tr>
+      <w:tr>
+        <w:tc>
+          <w:tcPr>
+            <w:tcW w:type="dxa" w:w="4250"/>
+            <w:tcMar>
+              <w:top w:w="110" w:type="dxa"/>
+              <w:start w:w="130" w:type="dxa"/>
+              <w:bottom w:w="110" w:type="dxa"/>
+              <w:end w:w="130" w:type="dxa"/>
+            </w:tcMar>
+          </w:tcPr>
+          <w:p>
+            <w:r>
+              <w:rPr>
+                <w:rFonts w:ascii="Calibri" w:hAnsi="Calibri"/>
+                <w:b w:val="0"/>
+                <w:i w:val="0"/>
+                <w:color w:val="252B28"/>
+                <w:sz w:val="19"/>
+              </w:rPr>
+              <w:t>Kelompok Tani</w:t>
+            </w:r>
+          </w:p>
+        </w:tc>
+        <w:tc>
+          <w:tcPr>
+            <w:tcW w:type="dxa" w:w="4250"/>
+            <w:tcMar>
+              <w:top w:w="110" w:type="dxa"/>
+              <w:start w:w="130" w:type="dxa"/>
+              <w:bottom w:w="110" w:type="dxa"/>
+              <w:end w:w="130" w:type="dxa"/>
+            </w:tcMar>
+          </w:tcPr>
+          <w:p>
+            <w:r>
+              <w:rPr>
+                <w:rFonts w:ascii="Calibri" w:hAnsi="Calibri"/>
+                <w:b w:val="0"/>
+                <w:i w:val="0"/>
+                <w:color w:val="252B28"/>
+                <w:sz w:val="19"/>
+              </w:rPr>
+              <w:t>Nama kelompok, ketua, dusun, komoditas, luas, dan anggota</w:t>
+            </w:r>
+          </w:p>
+        </w:tc>
+      </w:tr>
+      <w:tr>
+        <w:tc>
+          <w:tcPr>
+            <w:tcW w:type="dxa" w:w="4250"/>
+            <w:tcMar>
+              <w:top w:w="110" w:type="dxa"/>
+              <w:start w:w="130" w:type="dxa"/>
+              <w:bottom w:w="110" w:type="dxa"/>
+              <w:end w:w="130" w:type="dxa"/>
+            </w:tcMar>
+          </w:tcPr>
+          <w:p>
+            <w:r>
+              <w:rPr>
+                <w:rFonts w:ascii="Calibri" w:hAnsi="Calibri"/>
+                <w:b w:val="0"/>
+                <w:i w:val="0"/>
+                <w:color w:val="252B28"/>
+                <w:sz w:val="19"/>
+              </w:rPr>
+              <w:t>Produksi Pertanian</w:t>
+            </w:r>
+          </w:p>
+        </w:tc>
+        <w:tc>
+          <w:tcPr>
+            <w:tcW w:type="dxa" w:w="4250"/>
+            <w:tcMar>
+              <w:top w:w="110" w:type="dxa"/>
+              <w:start w:w="130" w:type="dxa"/>
+              <w:bottom w:w="110" w:type="dxa"/>
+              <w:end w:w="130" w:type="dxa"/>
+            </w:tcMar>
+          </w:tcPr>
+          <w:p>
+            <w:r>
+              <w:rPr>
+                <w:rFonts w:ascii="Calibri" w:hAnsi="Calibri"/>
+                <w:b w:val="0"/>
+                <w:i w:val="0"/>
+                <w:color w:val="252B28"/>
+                <w:sz w:val="19"/>
+              </w:rPr>
+              <w:t>Komoditas, luas, produktivitas, produksi, dan urutan</w:t>
             </w:r>
           </w:p>
         </w:tc>
@@ -3984,7 +4176,7 @@
                 <w:color w:val="252B28"/>
                 <w:sz w:val="21"/>
               </w:rPr>
-              <w:t>Pilih menu yang sesuai.</w:t>
+              <w:t>Buka Potensi Desa — Pertanian &amp; Peternakan &gt; Potensi Pertanian.</w:t>
             </w:r>
           </w:p>
         </w:tc>
@@ -4038,7 +4230,7 @@
                 <w:color w:val="252B28"/>
                 <w:sz w:val="21"/>
               </w:rPr>
-              <w:t>Tambah data baru atau buka data yang tersedia.</w:t>
+              <w:t>Pilih bagian daftar yang ingin diperbarui.</w:t>
             </w:r>
           </w:p>
         </w:tc>
@@ -4092,7 +4284,7 @@
                 <w:color w:val="252B28"/>
                 <w:sz w:val="21"/>
               </w:rPr>
-              <w:t>Gunakan satuan yang konsisten.</w:t>
+              <w:t>Tambahkan atau ubah item di dalam daftar tanpa membuat koleksi baru.</w:t>
             </w:r>
           </w:p>
         </w:tc>
@@ -4146,7 +4338,7 @@
                 <w:color w:val="252B28"/>
                 <w:sz w:val="21"/>
               </w:rPr>
-              <w:t>Cantumkan tahun dan sumber data, misalnya Programa BPP Patokbeusi.</w:t>
+              <w:t>Gunakan satuan yang konsisten dan cantumkan tahun serta sumber data.</w:t>
             </w:r>
           </w:p>
         </w:tc>
@@ -4200,7 +4392,7 @@
                 <w:color w:val="252B28"/>
                 <w:sz w:val="21"/>
               </w:rPr>
-              <w:t>Terbitkan setelah isian selesai.</w:t>
+              <w:t>Terbitkan setelah seluruh bagian yang berubah diperiksa.</w:t>
             </w:r>
           </w:p>
         </w:tc>
@@ -5258,7 +5450,7 @@
         </w:numPr>
       </w:pPr>
       <w:r>
-        <w:t>Usahakan ukuran foto tidak lebih dari 5 MB; saat ini batas ukuran belum dipaksakan oleh halaman admin.</w:t>
+        <w:t>Setiap field gambar menolak berkas di atas 5 MB. Kompres gambar sebelum mengunggah jika ukurannya terlalu besar.</w:t>
       </w:r>
     </w:p>
     <w:p>
@@ -5269,7 +5461,7 @@
         </w:numPr>
       </w:pPr>
       <w:r>
-        <w:t>Gunakan nama berkas yang jelas dan tanpa karakter aneh.</w:t>
+        <w:t>CMS tidak mengompres gambar secara otomatis; gunakan nama berkas yang jelas dan tanpa karakter aneh.</w:t>
       </w:r>
     </w:p>
     <w:p>
@@ -5312,12 +5504,12 @@
         </w:pBdr>
       </w:pPr>
       <w:r>
-        <w:t>Beranda dan Pengaturan Umum</w:t>
-      </w:r>
-    </w:p>
-    <w:p>
-      <w:r>
-        <w:t>Halaman Website berisi teks dan gambar khusus untuk Beranda, Profil, Potensi, dan Layanan. Pengaturan berisi identitas yang dipakai di banyak halaman.</w:t>
+        <w:t>Beranda dan Identitas Desa</w:t>
+      </w:r>
+    </w:p>
+    <w:p>
+      <w:r>
+        <w:t>Teks halaman tunggal dan identitas desa ditempatkan pada koleksi file agar hanya memiliki satu entri resmi.</w:t>
       </w:r>
     </w:p>
     <w:p>
@@ -5394,7 +5586,7 @@
                 <w:color w:val="252B28"/>
                 <w:sz w:val="21"/>
               </w:rPr>
-              <w:t>Buka Halaman Website &gt; Halaman Beranda untuk judul utama, subjudul, gambar, sorotan, dan statistik.</w:t>
+              <w:t>Buka Halaman — Beranda untuk judul utama, subjudul, gambar, sorotan, dan statistik.</w:t>
             </w:r>
           </w:p>
         </w:tc>
@@ -5448,7 +5640,7 @@
                 <w:color w:val="252B28"/>
                 <w:sz w:val="21"/>
               </w:rPr>
-              <w:t>Buka Halaman Potensi untuk narasi pertanian, Gapoktan, peternakan domba, dan galeri peternakan.</w:t>
+              <w:t>Buka Potensi Desa — Pertanian &amp; Peternakan untuk narasi pertanian, Gapoktan, peternakan domba, dan galeri peternakan.</w:t>
             </w:r>
           </w:p>
         </w:tc>
@@ -5502,7 +5694,7 @@
                 <w:color w:val="252B28"/>
                 <w:sz w:val="21"/>
               </w:rPr>
-              <w:t>Buka Halaman Layanan untuk judul serta subjudul halaman layanan.</w:t>
+              <w:t>Buka Layanan Desa — Pengantar untuk judul serta subjudul halaman layanan.</w:t>
             </w:r>
           </w:p>
         </w:tc>
@@ -5556,7 +5748,7 @@
                 <w:color w:val="252B28"/>
                 <w:sz w:val="21"/>
               </w:rPr>
-              <w:t>Buka Pengaturan Umum untuk alamat kantor, kontak, media sosial, peta, dan tahun APBDes aktif.</w:t>
+              <w:t>Buka Sistem — Identitas Desa &gt; Pengaturan Umum untuk alamat kantor, kontak, media sosial, peta, dan tahun APBDes aktif.</w:t>
             </w:r>
           </w:p>
         </w:tc>
@@ -5605,7 +5797,7 @@
                 <w:color w:val="252B28"/>
                 <w:sz w:val="21"/>
               </w:rPr>
-              <w:t>Perubahan Pengaturan Umum dapat muncul di beberapa halaman sekaligus, termasuk header, footer, Profil, dan Layanan.</w:t>
+              <w:t>Perubahan Identitas Desa dapat muncul di beberapa halaman sekaligus, termasuk header, footer, Profil, dan Layanan.</w:t>
             </w:r>
           </w:p>
         </w:tc>
@@ -5897,7 +6089,7 @@
         </w:numPr>
       </w:pPr>
       <w:r>
-        <w:t>Foto tidak muncul: unggah ulang JPG, PNG, atau WebP dengan nama berkas sederhana.</w:t>
+        <w:t>Foto tidak muncul: unggah ulang JPG, PNG, atau WebP berukuran maksimal 5 MB dengan nama berkas sederhana.</w:t>
       </w:r>
     </w:p>
     <w:p>
@@ -5920,6 +6112,17 @@
       </w:pPr>
       <w:r>
         <w:t>Salah isi: buka kembali data, perbaiki, lalu Terbitkan ulang.</w:t>
+      </w:r>
+    </w:p>
+    <w:p>
+      <w:pPr>
+        <w:numPr>
+          <w:ilvl w:val="0"/>
+          <w:numId w:val="2"/>
+        </w:numPr>
+      </w:pPr>
+      <w:r>
+        <w:t>Menghapus entri: gunakan Hapus hanya pada Berita, Galeri, UMKM, Layanan Administrasi, atau Kontak; pastikan entri benar-benar tidak diperlukan.</w:t>
       </w:r>
     </w:p>
     <w:tbl>
